--- a/courts/ninth-circuit/california/state/court-of-appeal-first-district/opening-brief/usage/OUTPUT-opening-brief.docx
+++ b/courts/ninth-circuit/california/state/court-of-appeal-first-district/opening-brief/usage/OUTPUT-opening-brief.docx
@@ -460,11 +460,7 @@
         <w:t xml:space="preserve"> </w:t>
       </w:r>
       <w:r>
-        <w:t xml:space="preserve">CGC</w:t>
-        <w:noBreakHyphen/>
-        <w:t xml:space="preserve">20</w:t>
-        <w:noBreakHyphen/>
-        <w:t xml:space="preserve">586763</w:t>
+        <w:t xml:space="preserve">CGC-⁠20-⁠586763</w:t>
       </w:r>
     </w:p>
     <w:p>
@@ -816,9 +812,7 @@
         <w:t xml:space="preserve"> </w:t>
       </w:r>
       <w:r>
-        <w:t xml:space="preserve">94102</w:t>
-        <w:noBreakHyphen/>
-        <w:t xml:space="preserve">5408</w:t>
+        <w:t xml:space="preserve">94102-⁠5408</w:t>
       </w:r>
     </w:p>
     <w:p>
@@ -840,9 +834,7 @@
         <w:t xml:space="preserve"> </w:t>
       </w:r>
       <w:r>
-        <w:t xml:space="preserve">554</w:t>
-        <w:noBreakHyphen/>
-        <w:t xml:space="preserve">3800</w:t>
+        <w:t xml:space="preserve">554-⁠3800</w:t>
       </w:r>
     </w:p>
     <w:p>
@@ -864,9 +856,7 @@
         <w:t xml:space="preserve"> </w:t>
       </w:r>
       <w:r>
-        <w:t xml:space="preserve">437</w:t>
-        <w:noBreakHyphen/>
-        <w:t xml:space="preserve">4644</w:t>
+        <w:t xml:space="preserve">437-⁠4644</w:t>
       </w:r>
     </w:p>
     <w:p>
@@ -10646,133 +10636,7 @@
         <w:pStyle w:val="BodyText"/>
       </w:pPr>
       <w:r>
-        <w:t xml:space="preserve">San Francisco’s Tenderloin neighborhood is in crisis, suffering under palpable and pervasive drug dealing. In 2020, 154 people died from drug overdose deaths in the Tenderloin – more deaths than in any other neighborhood in San Francisco, and a substantial portion of the city’s 699 total overdose deaths. (5 AA 735:24</w:t>
-      </w:r>
-      <w:r>
-        <w:noBreakHyphen/>
-      </w:r>
-      <w:r>
-        <w:t xml:space="preserve">736:1.) Community members do not feel safe in their neighborhood, where they witness drug sales on a massive scale, and all the ill effects that follow – dirty syringes, overdosing users, unusable sidewalks, filth, and related crime. (4 AA 629:9</w:t>
-      </w:r>
-      <w:r>
-        <w:noBreakHyphen/>
-      </w:r>
-      <w:r>
-        <w:t xml:space="preserve">14 and 25</w:t>
-      </w:r>
-      <w:r>
-        <w:noBreakHyphen/>
-      </w:r>
-      <w:r>
-        <w:t xml:space="preserve">27, 630:1</w:t>
-      </w:r>
-      <w:r>
-        <w:noBreakHyphen/>
-      </w:r>
-      <w:r>
-        <w:t xml:space="preserve">14, 633:17</w:t>
-      </w:r>
-      <w:r>
-        <w:noBreakHyphen/>
-      </w:r>
-      <w:r>
-        <w:t xml:space="preserve">18, 633:26</w:t>
-      </w:r>
-      <w:r>
-        <w:noBreakHyphen/>
-      </w:r>
-      <w:r>
-        <w:t xml:space="preserve">634:8, 637:9</w:t>
-      </w:r>
-      <w:r>
-        <w:noBreakHyphen/>
-      </w:r>
-      <w:r>
-        <w:t xml:space="preserve">22, 638:3</w:t>
-      </w:r>
-      <w:r>
-        <w:noBreakHyphen/>
-      </w:r>
-      <w:r>
-        <w:t xml:space="preserve">10; 5 AA 676:17</w:t>
-      </w:r>
-      <w:r>
-        <w:noBreakHyphen/>
-      </w:r>
-      <w:r>
-        <w:t xml:space="preserve">25, 677: 8</w:t>
-      </w:r>
-      <w:r>
-        <w:noBreakHyphen/>
-      </w:r>
-      <w:r>
-        <w:t xml:space="preserve">18, 694:21</w:t>
-      </w:r>
-      <w:r>
-        <w:noBreakHyphen/>
-      </w:r>
-      <w:r>
-        <w:t xml:space="preserve">22, 695:11</w:t>
-      </w:r>
-      <w:r>
-        <w:noBreakHyphen/>
-      </w:r>
-      <w:r>
-        <w:t xml:space="preserve">14, 702:9</w:t>
-      </w:r>
-      <w:r>
-        <w:noBreakHyphen/>
-      </w:r>
-      <w:r>
-        <w:t xml:space="preserve">22, 703:7</w:t>
-      </w:r>
-      <w:r>
-        <w:noBreakHyphen/>
-      </w:r>
-      <w:r>
-        <w:t xml:space="preserve">10, 718:11</w:t>
-      </w:r>
-      <w:r>
-        <w:noBreakHyphen/>
-      </w:r>
-      <w:r>
-        <w:t xml:space="preserve">16, 719:1</w:t>
-      </w:r>
-      <w:r>
-        <w:noBreakHyphen/>
-      </w:r>
-      <w:r>
-        <w:t xml:space="preserve">10, 725:10</w:t>
-      </w:r>
-      <w:r>
-        <w:noBreakHyphen/>
-      </w:r>
-      <w:r>
-        <w:t xml:space="preserve">16, 726:23</w:t>
-      </w:r>
-      <w:r>
-        <w:noBreakHyphen/>
-      </w:r>
-      <w:r>
-        <w:t xml:space="preserve">727:16, 757:15</w:t>
-      </w:r>
-      <w:r>
-        <w:noBreakHyphen/>
-      </w:r>
-      <w:r>
-        <w:t xml:space="preserve">25, 758:10</w:t>
-      </w:r>
-      <w:r>
-        <w:noBreakHyphen/>
-      </w:r>
-      <w:r>
-        <w:t xml:space="preserve">12; 6 AA 799:1</w:t>
-      </w:r>
-      <w:r>
-        <w:noBreakHyphen/>
-      </w:r>
-      <w:r>
-        <w:t xml:space="preserve">9.)</w:t>
+        <w:t xml:space="preserve">San Francisco’s Tenderloin neighborhood is in crisis, suffering under palpable and pervasive drug dealing. In 2020, 154 people died from drug overdose deaths in the Tenderloin – more deaths than in any other neighborhood in San Francisco, and a substantial portion of the city’s 699 total overdose deaths. (5 AA 735:24-⁠736:1.) Community members do not feel safe in their neighborhood, where they witness drug sales on a massive scale, and all the ill effects that follow – dirty syringes, overdosing users, unusable sidewalks, filth, and related crime. (4 AA 629:9-⁠14 and 25-⁠27, 630:1-⁠14, 633:17-⁠18, 633:26-⁠634:8, 637:9-⁠22, 638:3-⁠10; 5 AA 676:17-⁠25, 677: 8-⁠18, 694:21-⁠22, 695:11-⁠14, 702:9-⁠22, 703:7-⁠10, 718:11-⁠16, 719:1-⁠10, 725:10-⁠16, 726:23-⁠727:16, 757:15-⁠25, 758:10-⁠12; 6 AA 799:1-⁠9.)</w:t>
       </w:r>
     </w:p>
     <w:p>
@@ -10796,13 +10660,7 @@
         <w:pStyle w:val="BodyText"/>
       </w:pPr>
       <w:r>
-        <w:t xml:space="preserve">(8 AA 2330:21</w:t>
-      </w:r>
-      <w:r>
-        <w:noBreakHyphen/>
-      </w:r>
-      <w:r>
-        <w:t xml:space="preserve">2331:7.)</w:t>
+        <w:t xml:space="preserve">(8 AA 2330:21-⁠2331:7.)</w:t>
       </w:r>
     </w:p>
     <w:p>
@@ -10810,13 +10668,7 @@
         <w:pStyle w:val="BodyText"/>
       </w:pPr>
       <w:r>
-        <w:t xml:space="preserve">Based on this evidence, the trial court found that “illegal drug sales, which the Legislature has expressly defined by statute to constitute a nuisance, affect the entire neighborhood, or a considerable number of persons in that neighborhood….” (8 AA 2335:4</w:t>
-      </w:r>
-      <w:r>
-        <w:noBreakHyphen/>
-      </w:r>
-      <w:r>
-        <w:t xml:space="preserve">6.)</w:t>
+        <w:t xml:space="preserve">Based on this evidence, the trial court found that “illegal drug sales, which the Legislature has expressly defined by statute to constitute a nuisance, affect the entire neighborhood, or a considerable number of persons in that neighborhood….” (8 AA 2335:4-⁠6.)</w:t>
       </w:r>
     </w:p>
     <w:p>
@@ -10824,133 +10676,7 @@
         <w:pStyle w:val="BodyText"/>
       </w:pPr>
       <w:r>
-        <w:t xml:space="preserve">And Respondents have contributed to the conditions in the Tenderloin by openly and repeatedly dealing drugs. As the trial court found, none of the four Respondents live in the City; they all live in Oakland and commute into the Tenderloin to deal drugs. (6 AA 823: 6</w:t>
-      </w:r>
-      <w:r>
-        <w:noBreakHyphen/>
-      </w:r>
-      <w:r>
-        <w:t xml:space="preserve">9, 884:19</w:t>
-      </w:r>
-      <w:r>
-        <w:noBreakHyphen/>
-      </w:r>
-      <w:r>
-        <w:t xml:space="preserve">20, 911:20</w:t>
-      </w:r>
-      <w:r>
-        <w:noBreakHyphen/>
-      </w:r>
-      <w:r>
-        <w:t xml:space="preserve">23, 953</w:t>
-      </w:r>
-      <w:r>
-        <w:noBreakHyphen/>
-      </w:r>
-      <w:r>
-        <w:t xml:space="preserve">955, 1044:3; 8 AA 2331:13, 22; 2332:2, 8.) They have each engaged in drug sales in the Tenderloin. (8 AA 2331:13</w:t>
-      </w:r>
-      <w:r>
-        <w:noBreakHyphen/>
-      </w:r>
-      <w:r>
-        <w:t xml:space="preserve">17, 22</w:t>
-      </w:r>
-      <w:r>
-        <w:noBreakHyphen/>
-      </w:r>
-      <w:r>
-        <w:t xml:space="preserve">26; 2332:2</w:t>
-      </w:r>
-      <w:r>
-        <w:noBreakHyphen/>
-      </w:r>
-      <w:r>
-        <w:t xml:space="preserve">6, 8</w:t>
-      </w:r>
-      <w:r>
-        <w:noBreakHyphen/>
-      </w:r>
-      <w:r>
-        <w:t xml:space="preserve">18.) And they have all violated stay-away orders issued by criminal court judges prohibiting them from entering into areas smaller than the People’s proposed Tenderloin Drug Abatement Area. (1 AA 300</w:t>
-      </w:r>
-      <w:r>
-        <w:noBreakHyphen/>
-      </w:r>
-      <w:r>
-        <w:t xml:space="preserve">301, 305</w:t>
-      </w:r>
-      <w:r>
-        <w:noBreakHyphen/>
-      </w:r>
-      <w:r>
-        <w:t xml:space="preserve">306; 2 AA 404</w:t>
-      </w:r>
-      <w:r>
-        <w:noBreakHyphen/>
-      </w:r>
-      <w:r>
-        <w:t xml:space="preserve">409, 413; 3 AA 511</w:t>
-      </w:r>
-      <w:r>
-        <w:noBreakHyphen/>
-      </w:r>
-      <w:r>
-        <w:t xml:space="preserve">515; 4 AA 625</w:t>
-      </w:r>
-      <w:r>
-        <w:noBreakHyphen/>
-      </w:r>
-      <w:r>
-        <w:t xml:space="preserve">626; 6 AA 802:24</w:t>
-      </w:r>
-      <w:r>
-        <w:noBreakHyphen/>
-      </w:r>
-      <w:r>
-        <w:t xml:space="preserve">803:14, 851:27</w:t>
-      </w:r>
-      <w:r>
-        <w:noBreakHyphen/>
-      </w:r>
-      <w:r>
-        <w:t xml:space="preserve">853:17, 871:14</w:t>
-      </w:r>
-      <w:r>
-        <w:noBreakHyphen/>
-      </w:r>
-      <w:r>
-        <w:t xml:space="preserve">20, 896:16</w:t>
-      </w:r>
-      <w:r>
-        <w:noBreakHyphen/>
-      </w:r>
-      <w:r>
-        <w:t xml:space="preserve">22, 911:24</w:t>
-      </w:r>
-      <w:r>
-        <w:noBreakHyphen/>
-      </w:r>
-      <w:r>
-        <w:t xml:space="preserve">912:6, 913:21</w:t>
-      </w:r>
-      <w:r>
-        <w:noBreakHyphen/>
-      </w:r>
-      <w:r>
-        <w:t xml:space="preserve">914:2, 940:18</w:t>
-      </w:r>
-      <w:r>
-        <w:noBreakHyphen/>
-      </w:r>
-      <w:r>
-        <w:t xml:space="preserve">941:12, 1042:26</w:t>
-      </w:r>
-      <w:r>
-        <w:noBreakHyphen/>
-      </w:r>
-      <w:r>
-        <w:t xml:space="preserve">1043:18.) Respondents’ activities in the Tenderloin, as found and summarized by the trial court, are as follows.</w:t>
+        <w:t xml:space="preserve">And Respondents have contributed to the conditions in the Tenderloin by openly and repeatedly dealing drugs. As the trial court found, none of the four Respondents live in the City; they all live in Oakland and commute into the Tenderloin to deal drugs. (6 AA 823: 6-⁠9, 884:19-⁠20, 911:20-⁠23, 953-⁠955, 1044:3; 8 AA 2331:13, 22; 2332:2, 8.) They have each engaged in drug sales in the Tenderloin. (8 AA 2331:13-⁠17, 22-⁠26; 2332:2-⁠6, 8-⁠18.) And they have all violated stay-away orders issued by criminal court judges prohibiting them from entering into areas smaller than the People’s proposed Tenderloin Drug Abatement Area. (1 AA 300-⁠301, 305-⁠306; 2 AA 404-⁠409, 413; 3 AA 511-⁠515; 4 AA 625-⁠626; 6 AA 802:24-⁠803:14, 851:27-⁠853:17, 871:14-⁠20, 896:16-⁠22, 911:24-⁠912:6, 913:21-⁠914:2, 940:18-⁠941:12, 1042:26-⁠1043:18.) Respondents’ activities in the Tenderloin, as found and summarized by the trial court, are as follows.</w:t>
       </w:r>
     </w:p>
     <w:p>
@@ -10958,13 +10684,7 @@
         <w:pStyle w:val="BodyText"/>
       </w:pPr>
       <w:r>
-        <w:t xml:space="preserve">Respondent Guadaloupe Aguilar-Benegas was arrested on five separate occasions from May 2020 to February 2021 for selling drugs or possessing drugs for sale in the Tenderloin. Ms. Aguilar-Benegas was found in possession of suspected cocaine base, heroin, methamphetamine, cocaine salt, and fentanyl. For several of those arrests, she was found to be in violation of criminal court stay-away orders. (8 AA 2331:12</w:t>
-      </w:r>
-      <w:r>
-        <w:noBreakHyphen/>
-      </w:r>
-      <w:r>
-        <w:t xml:space="preserve">20.)</w:t>
+        <w:t xml:space="preserve">Respondent Guadaloupe Aguilar-Benegas was arrested on five separate occasions from May 2020 to February 2021 for selling drugs or possessing drugs for sale in the Tenderloin. Ms. Aguilar-Benegas was found in possession of suspected cocaine base, heroin, methamphetamine, cocaine salt, and fentanyl. For several of those arrests, she was found to be in violation of criminal court stay-away orders. (8 AA 2331:12-⁠20.)</w:t>
       </w:r>
     </w:p>
     <w:p>
@@ -10972,13 +10692,7 @@
         <w:pStyle w:val="BodyText"/>
       </w:pPr>
       <w:r>
-        <w:t xml:space="preserve">Similarly, Respondent Jarold Sanchez was also arrested on five separate occasions spanning the one-year period from February 2020 to February 2021 for dealing drugs in the Tenderloin. On one of those occasions, Mr. Sanchez sold suspected methamphetamine to an undercover police officer. Collectively, Mr. Sanchez was found to be in possession of suspected methamphetamine, cocaine salt, cocaine base, heroin, and fentanyl. During some of those arrests, he was also booked for violating stay-away orders. (8 AA 2331:22</w:t>
-      </w:r>
-      <w:r>
-        <w:noBreakHyphen/>
-      </w:r>
-      <w:r>
-        <w:t xml:space="preserve">27.)</w:t>
+        <w:t xml:space="preserve">Similarly, Respondent Jarold Sanchez was also arrested on five separate occasions spanning the one-year period from February 2020 to February 2021 for dealing drugs in the Tenderloin. On one of those occasions, Mr. Sanchez sold suspected methamphetamine to an undercover police officer. Collectively, Mr. Sanchez was found to be in possession of suspected methamphetamine, cocaine salt, cocaine base, heroin, and fentanyl. During some of those arrests, he was also booked for violating stay-away orders. (8 AA 2331:22-⁠27.)</w:t>
       </w:r>
     </w:p>
     <w:p>
@@ -10986,13 +10700,7 @@
         <w:pStyle w:val="BodyText"/>
       </w:pPr>
       <w:r>
-        <w:t xml:space="preserve">Respondent Victor Zelaya was arrested in the Tenderloin three times between July 24, 2019 to May 20, 2020 for selling illegal drugs or possessing them for sale. Those drugs included suspected cocaine powder, heroin, fentanyl, methamphetamine, and cocaine base. During at least one of those arrests, Mr. Zelaya was in violation of a stay-away order. (8 AA 2332:2</w:t>
-      </w:r>
-      <w:r>
-        <w:noBreakHyphen/>
-      </w:r>
-      <w:r>
-        <w:t xml:space="preserve">6.)</w:t>
+        <w:t xml:space="preserve">Respondent Victor Zelaya was arrested in the Tenderloin three times between July 24, 2019 to May 20, 2020 for selling illegal drugs or possessing them for sale. Those drugs included suspected cocaine powder, heroin, fentanyl, methamphetamine, and cocaine base. During at least one of those arrests, Mr. Zelaya was in violation of a stay-away order. (8 AA 2332:2-⁠6.)</w:t>
       </w:r>
     </w:p>
     <w:p>
@@ -11000,13 +10708,7 @@
         <w:pStyle w:val="BodyText"/>
       </w:pPr>
       <w:r>
-        <w:t xml:space="preserve">Lastly, Respondent Christian Padilla-Martel has been arrested three times since May 2020 for both dealing drugs in the Tenderloin and violating a stay-away order. On these occasions, he was found to be in possession of large quantities of suspected fentanyl, cocaine salt, heroin, and methamphetamine. (8 AA 2332:8</w:t>
-      </w:r>
-      <w:r>
-        <w:noBreakHyphen/>
-      </w:r>
-      <w:r>
-        <w:t xml:space="preserve">20.)</w:t>
+        <w:t xml:space="preserve">Lastly, Respondent Christian Padilla-Martel has been arrested three times since May 2020 for both dealing drugs in the Tenderloin and violating a stay-away order. On these occasions, he was found to be in possession of large quantities of suspected fentanyl, cocaine salt, heroin, and methamphetamine. (8 AA 2332:8-⁠20.)</w:t>
       </w:r>
     </w:p>
     <w:p>
@@ -11014,31 +10716,7 @@
         <w:pStyle w:val="BodyText"/>
       </w:pPr>
       <w:r>
-        <w:t xml:space="preserve">The trial court found that the illegal drug dealing in the Tenderloin was a public nuisance, that Respondents “contributed to the overall public nuisance,” and that given Respondents’ “track record of recidivism as shown by repeated arrests, violations of court-issued stay-away orders, and criminal prosecutions, it is reasonable to infer that they are likely to continue their unlawful conduct in the future.” (8 AA 2335:28</w:t>
-      </w:r>
-      <w:r>
-        <w:noBreakHyphen/>
-      </w:r>
-      <w:r>
-        <w:t xml:space="preserve">2336:3.) The trial court concluded, “Even under the clear and convincing standard of proof, this evidence is sufficient to establish at least a reasonable likelihood that the People will prevail on the merits of their nuisance claims against Defendant.” (8 AA 2335:3</w:t>
-      </w:r>
-      <w:r>
-        <w:noBreakHyphen/>
-      </w:r>
-      <w:r>
-        <w:t xml:space="preserve">8, 2335:26</w:t>
-      </w:r>
-      <w:r>
-        <w:noBreakHyphen/>
-      </w:r>
-      <w:r>
-        <w:t xml:space="preserve">2336:5.) The trial court found the same as to the People’s UCL claims. (8 AA 2337:8</w:t>
-      </w:r>
-      <w:r>
-        <w:noBreakHyphen/>
-      </w:r>
-      <w:r>
-        <w:t xml:space="preserve">9.)</w:t>
+        <w:t xml:space="preserve">The trial court found that the illegal drug dealing in the Tenderloin was a public nuisance, that Respondents “contributed to the overall public nuisance,” and that given Respondents’ “track record of recidivism as shown by repeated arrests, violations of court-issued stay-away orders, and criminal prosecutions, it is reasonable to infer that they are likely to continue their unlawful conduct in the future.” (8 AA 2335:28-⁠2336:3.) The trial court concluded, “Even under the clear and convincing standard of proof, this evidence is sufficient to establish at least a reasonable likelihood that the People will prevail on the merits of their nuisance claims against Defendant.” (8 AA 2335:3-⁠8, 2335:26-⁠2336:5.) The trial court found the same as to the People’s UCL claims. (8 AA 2337:8-⁠9.)</w:t>
       </w:r>
     </w:p>
     <w:p>
@@ -11076,61 +10754,7 @@
         <w:pStyle w:val="BodyText"/>
       </w:pPr>
       <w:r>
-        <w:t xml:space="preserve">On September 24, 2020, the People filed separate civil complaints against Respondents Christian Padilla-Martel, Victor Zelaya, Jarold Sanchez, and Guadaloupe Aguilar-Benegas. (1 AA 90</w:t>
-      </w:r>
-      <w:r>
-        <w:noBreakHyphen/>
-      </w:r>
-      <w:r>
-        <w:t xml:space="preserve">162.) Each complaint alleged public nuisance and UCL causes of action and sought declaratory relief, injunctive relief, UCL penalties, and costs. (1 AA 104</w:t>
-      </w:r>
-      <w:r>
-        <w:noBreakHyphen/>
-      </w:r>
-      <w:r>
-        <w:t xml:space="preserve">105, 122</w:t>
-      </w:r>
-      <w:r>
-        <w:noBreakHyphen/>
-      </w:r>
-      <w:r>
-        <w:t xml:space="preserve">123, 140</w:t>
-      </w:r>
-      <w:r>
-        <w:noBreakHyphen/>
-      </w:r>
-      <w:r>
-        <w:t xml:space="preserve">141, 159</w:t>
-      </w:r>
-      <w:r>
-        <w:noBreakHyphen/>
-      </w:r>
-      <w:r>
-        <w:t xml:space="preserve">160.) Each complaint also prayed for injunctive relief that would order Respondents to stay away from a designated “Tenderloin Drug Abatement Area.” (1 AA 100, 104:17</w:t>
-      </w:r>
-      <w:r>
-        <w:noBreakHyphen/>
-      </w:r>
-      <w:r>
-        <w:t xml:space="preserve">19, 118, 122:12</w:t>
-      </w:r>
-      <w:r>
-        <w:noBreakHyphen/>
-      </w:r>
-      <w:r>
-        <w:t xml:space="preserve">14; 136, 140:14</w:t>
-      </w:r>
-      <w:r>
-        <w:noBreakHyphen/>
-      </w:r>
-      <w:r>
-        <w:t xml:space="preserve">16, 154, 159:7</w:t>
-      </w:r>
-      <w:r>
-        <w:noBreakHyphen/>
-      </w:r>
-      <w:r>
-        <w:t xml:space="preserve">9.)</w:t>
+        <w:t xml:space="preserve">On September 24, 2020, the People filed separate civil complaints against Respondents Christian Padilla-Martel, Victor Zelaya, Jarold Sanchez, and Guadaloupe Aguilar-Benegas. (1 AA 90-⁠162.) Each complaint alleged public nuisance and UCL causes of action and sought declaratory relief, injunctive relief, UCL penalties, and costs. (1 AA 104-⁠105, 122-⁠123, 140-⁠141, 159-⁠160.) Each complaint also prayed for injunctive relief that would order Respondents to stay away from a designated “Tenderloin Drug Abatement Area.” (1 AA 100, 104:17-⁠19, 118, 122:12-⁠14; 136, 140:14-⁠16, 154, 159:7-⁠9.)</w:t>
       </w:r>
     </w:p>
     <w:p>
@@ -11150,13 +10774,7 @@
         <w:t xml:space="preserve"> </w:t>
       </w:r>
       <w:r>
-        <w:t xml:space="preserve">A notice of related cases was filed in each of these cases, although the cases were not consolidated. (1 AA 163</w:t>
-      </w:r>
-      <w:r>
-        <w:noBreakHyphen/>
-      </w:r>
-      <w:r>
-        <w:t xml:space="preserve">178.)</w:t>
+        <w:t xml:space="preserve">A notice of related cases was filed in each of these cases, although the cases were not consolidated. (1 AA 163-⁠178.)</w:t>
       </w:r>
     </w:p>
     <w:p>
@@ -11164,19 +10782,7 @@
         <w:pStyle w:val="BodyText"/>
       </w:pPr>
       <w:r>
-        <w:t xml:space="preserve">Respondents were served over the course of several months. (1 AA 179</w:t>
-      </w:r>
-      <w:r>
-        <w:noBreakHyphen/>
-      </w:r>
-      <w:r>
-        <w:t xml:space="preserve">187, 211</w:t>
-      </w:r>
-      <w:r>
-        <w:noBreakHyphen/>
-      </w:r>
-      <w:r>
-        <w:t xml:space="preserve">213.) Respondents and others obtained counsel, who continue to represent them on appeal.</w:t>
+        <w:t xml:space="preserve">Respondents were served over the course of several months. (1 AA 179-⁠187, 211-⁠213.) Respondents and others obtained counsel, who continue to represent them on appeal.</w:t>
       </w:r>
     </w:p>
     <w:p>
@@ -11184,49 +10790,7 @@
         <w:pStyle w:val="BodyText"/>
       </w:pPr>
       <w:r>
-        <w:t xml:space="preserve">Respondents Aguilar-Benegas and Sanchez filed demurrers and motions to strike. The trial court overruled the demurrers, ruling that the People had stated claims for public nuisance and UCL violations. (1 AA 191</w:t>
-      </w:r>
-      <w:r>
-        <w:noBreakHyphen/>
-      </w:r>
-      <w:r>
-        <w:t xml:space="preserve">194, 198</w:t>
-      </w:r>
-      <w:r>
-        <w:noBreakHyphen/>
-      </w:r>
-      <w:r>
-        <w:t xml:space="preserve">201.) The court also denied the motions to strike, which primarily targeted the People’s requested relief. The trial court stated in its written order that it was “premature” to decide whether the People were entitled to a stay-away order from the Tenderloin, and it would await the presentation of evidence. (1 AA 188</w:t>
-      </w:r>
-      <w:r>
-        <w:noBreakHyphen/>
-      </w:r>
-      <w:r>
-        <w:t xml:space="preserve">190, 195</w:t>
-      </w:r>
-      <w:r>
-        <w:noBreakHyphen/>
-      </w:r>
-      <w:r>
-        <w:t xml:space="preserve">197.) Between February 8 and March 1, 2021, Respondents answered the complaints with a general denial and asserted several affirmative defenses. (1 AA 202</w:t>
-      </w:r>
-      <w:r>
-        <w:noBreakHyphen/>
-      </w:r>
-      <w:r>
-        <w:t xml:space="preserve">210, 214</w:t>
-      </w:r>
-      <w:r>
-        <w:noBreakHyphen/>
-      </w:r>
-      <w:r>
-        <w:t xml:space="preserve">221, 222</w:t>
-      </w:r>
-      <w:r>
-        <w:noBreakHyphen/>
-      </w:r>
-      <w:r>
-        <w:t xml:space="preserve">239.)</w:t>
+        <w:t xml:space="preserve">Respondents Aguilar-Benegas and Sanchez filed demurrers and motions to strike. The trial court overruled the demurrers, ruling that the People had stated claims for public nuisance and UCL violations. (1 AA 191-⁠194, 198-⁠201.) The court also denied the motions to strike, which primarily targeted the People’s requested relief. The trial court stated in its written order that it was “premature” to decide whether the People were entitled to a stay-away order from the Tenderloin, and it would await the presentation of evidence. (1 AA 188-⁠190, 195-⁠197.) Between February 8 and March 1, 2021, Respondents answered the complaints with a general denial and asserted several affirmative defenses. (1 AA 202-⁠210, 214-⁠221, 222-⁠239.)</w:t>
       </w:r>
     </w:p>
     <w:p>
@@ -11234,37 +10798,7 @@
         <w:pStyle w:val="BodyTextNote"/>
       </w:pPr>
       <w:r>
-        <w:t xml:space="preserve">On March 10, 2021, the People filed a motion for a preliminary injunction against all four Respondents. (1 AA 240</w:t>
-      </w:r>
-      <w:r>
-        <w:noBreakHyphen/>
-      </w:r>
-      <w:r>
-        <w:t xml:space="preserve">267; 2 AA 344</w:t>
-      </w:r>
-      <w:r>
-        <w:noBreakHyphen/>
-      </w:r>
-      <w:r>
-        <w:t xml:space="preserve">371, 416</w:t>
-      </w:r>
-      <w:r>
-        <w:noBreakHyphen/>
-      </w:r>
-      <w:r>
-        <w:t xml:space="preserve">443; 3 AA 524</w:t>
-      </w:r>
-      <w:r>
-        <w:noBreakHyphen/>
-      </w:r>
-      <w:r>
-        <w:t xml:space="preserve">529; 4 AA 562</w:t>
-      </w:r>
-      <w:r>
-        <w:noBreakHyphen/>
-      </w:r>
-      <w:r>
-        <w:t xml:space="preserve">584.) The People’s proposed injunction provided that Respondents stay away from the Tenderloin Drug Abatement Area, with certain exceptions.</w:t>
+        <w:t xml:space="preserve">On March 10, 2021, the People filed a motion for a preliminary injunction against all four Respondents. (1 AA 240-⁠267; 2 AA 344-⁠371, 416-⁠443; 3 AA 524-⁠529; 4 AA 562-⁠584.) The People’s proposed injunction provided that Respondents stay away from the Tenderloin Drug Abatement Area, with certain exceptions.</w:t>
       </w:r>
       <w:r>
         <w:rPr>
@@ -11276,13 +10810,7 @@
         <w:t xml:space="preserve"> </w:t>
       </w:r>
       <w:r>
-        <w:t xml:space="preserve">(7 AA 1090</w:t>
-      </w:r>
-      <w:r>
-        <w:noBreakHyphen/>
-      </w:r>
-      <w:r>
-        <w:t xml:space="preserve">1094.</w:t>
+        <w:t xml:space="preserve">(7 AA 1090-⁠1094.</w:t>
       </w:r>
       <w:r>
         <w:rPr>
@@ -11291,25 +10819,7 @@
         <w:footnoteReference w:id="11"/>
       </w:r>
       <w:r>
-        <w:t xml:space="preserve">) Each of the motions was supported by declarations describing the devastating effects that Respondents’ nuisance and UCL activity has on the Tenderloin community. (4 AA 627</w:t>
-      </w:r>
-      <w:r>
-        <w:noBreakHyphen/>
-      </w:r>
-      <w:r>
-        <w:t xml:space="preserve">638, 5 AA 671</w:t>
-      </w:r>
-      <w:r>
-        <w:noBreakHyphen/>
-      </w:r>
-      <w:r>
-        <w:t xml:space="preserve">758, 6 AA 791</w:t>
-      </w:r>
-      <w:r>
-        <w:noBreakHyphen/>
-      </w:r>
-      <w:r>
-        <w:t xml:space="preserve">799.)</w:t>
+        <w:t xml:space="preserve">) Each of the motions was supported by declarations describing the devastating effects that Respondents’ nuisance and UCL activity has on the Tenderloin community. (4 AA 627-⁠638, 5 AA 671-⁠758, 6 AA 791-⁠799.)</w:t>
       </w:r>
       <w:r>
         <w:rPr>
@@ -11323,55 +10833,7 @@
         <w:pStyle w:val="BodyText"/>
       </w:pPr>
       <w:r>
-        <w:t xml:space="preserve">The motions were also supported by evidence showing this public nuisance is widespread throughout the Tenderloin neighborhood. (5 AA 675:19</w:t>
-      </w:r>
-      <w:r>
-        <w:noBreakHyphen/>
-      </w:r>
-      <w:r>
-        <w:t xml:space="preserve">676:12, 680:19</w:t>
-      </w:r>
-      <w:r>
-        <w:noBreakHyphen/>
-      </w:r>
-      <w:r>
-        <w:t xml:space="preserve">24, 687; 5 AA 724:26</w:t>
-      </w:r>
-      <w:r>
-        <w:noBreakHyphen/>
-      </w:r>
-      <w:r>
-        <w:t xml:space="preserve">725:9, 728:7</w:t>
-      </w:r>
-      <w:r>
-        <w:noBreakHyphen/>
-      </w:r>
-      <w:r>
-        <w:t xml:space="preserve">729:12.) The proposed borders of the Tenderloin Drug Abatement Area were recommended by experienced police leaders as necessary given the size of the open-air drug market. The officers explained that, given the mobility of dealers and buyers, a more limited stay-away area would be ineffective, simply pushing the nuisance and UCL violations to a different street corner within the Tenderloin. (5 AA 675:5</w:t>
-      </w:r>
-      <w:r>
-        <w:noBreakHyphen/>
-      </w:r>
-      <w:r>
-        <w:t xml:space="preserve">18, 679:16</w:t>
-      </w:r>
-      <w:r>
-        <w:noBreakHyphen/>
-      </w:r>
-      <w:r>
-        <w:t xml:space="preserve">681:2, 685; 728:7</w:t>
-      </w:r>
-      <w:r>
-        <w:noBreakHyphen/>
-      </w:r>
-      <w:r>
-        <w:t xml:space="preserve">19.) Finally, each motion was supported by percipient witness declarations detailing each of the Respondents’ participation in the illegal drug trade in the Tenderloin. (6 AA 800</w:t>
-      </w:r>
-      <w:r>
-        <w:noBreakHyphen/>
-      </w:r>
-      <w:r>
-        <w:t xml:space="preserve">1057.)</w:t>
+        <w:t xml:space="preserve">The motions were also supported by evidence showing this public nuisance is widespread throughout the Tenderloin neighborhood. (5 AA 675:19-⁠676:12, 680:19-⁠24, 687; 5 AA 724:26-⁠725:9, 728:7-⁠729:12.) The proposed borders of the Tenderloin Drug Abatement Area were recommended by experienced police leaders as necessary given the size of the open-air drug market. The officers explained that, given the mobility of dealers and buyers, a more limited stay-away area would be ineffective, simply pushing the nuisance and UCL violations to a different street corner within the Tenderloin. (5 AA 675:5-⁠18, 679:16-⁠681:2, 685; 728:7-⁠19.) Finally, each motion was supported by percipient witness declarations detailing each of the Respondents’ participation in the illegal drug trade in the Tenderloin. (6 AA 800-⁠1057.)</w:t>
       </w:r>
     </w:p>
     <w:p>
@@ -11379,37 +10841,7 @@
         <w:pStyle w:val="BodyTextNote"/>
       </w:pPr>
       <w:r>
-        <w:t xml:space="preserve">Respondents’ oppositions argued that the People had not shown a likelihood of success on the merits and that the requested injunctive relief was statutorily and constitutionally impermissible. (7 AA 1095</w:t>
-      </w:r>
-      <w:r>
-        <w:noBreakHyphen/>
-      </w:r>
-      <w:r>
-        <w:t xml:space="preserve">1117, 1139</w:t>
-      </w:r>
-      <w:r>
-        <w:noBreakHyphen/>
-      </w:r>
-      <w:r>
-        <w:t xml:space="preserve">1161, 1183</w:t>
-      </w:r>
-      <w:r>
-        <w:noBreakHyphen/>
-      </w:r>
-      <w:r>
-        <w:t xml:space="preserve">1205, 1227</w:t>
-      </w:r>
-      <w:r>
-        <w:noBreakHyphen/>
-      </w:r>
-      <w:r>
-        <w:t xml:space="preserve">1249.) Respondents filed several declarations arguing that civil injunctions against drug dealers were undesirable as a matter of public policy, and that the injunctions against Respondents would not stop other drug dealers from dealing in the Tenderloin. (7 AA 1291</w:t>
-      </w:r>
-      <w:r>
-        <w:noBreakHyphen/>
-      </w:r>
-      <w:r>
-        <w:t xml:space="preserve">1400.) Along with this set of declarations, which was filed in each of the four cases,</w:t>
+        <w:t xml:space="preserve">Respondents’ oppositions argued that the People had not shown a likelihood of success on the merits and that the requested injunctive relief was statutorily and constitutionally impermissible. (7 AA 1095-⁠1117, 1139-⁠1161, 1183-⁠1205, 1227-⁠1249.) Respondents filed several declarations arguing that civil injunctions against drug dealers were undesirable as a matter of public policy, and that the injunctions against Respondents would not stop other drug dealers from dealing in the Tenderloin. (7 AA 1291-⁠1400.) Along with this set of declarations, which was filed in each of the four cases,</w:t>
       </w:r>
       <w:r>
         <w:rPr>
@@ -11421,13 +10853,7 @@
         <w:t xml:space="preserve"> </w:t>
       </w:r>
       <w:r>
-        <w:t xml:space="preserve">each Respondent also submitted his or her own brief declaration. (7 AA 1270</w:t>
-      </w:r>
-      <w:r>
-        <w:noBreakHyphen/>
-      </w:r>
-      <w:r>
-        <w:t xml:space="preserve">1290.) None of the Respondents, however, contradicted the People’s evidence of their drug dealing.</w:t>
+        <w:t xml:space="preserve">each Respondent also submitted his or her own brief declaration. (7 AA 1270-⁠1290.) None of the Respondents, however, contradicted the People’s evidence of their drug dealing.</w:t>
       </w:r>
     </w:p>
     <w:p>
@@ -11435,13 +10861,7 @@
         <w:pStyle w:val="BodyTextNote"/>
       </w:pPr>
       <w:r>
-        <w:t xml:space="preserve">The trial court heard argument on all four motions in a single May 4, 2021 hearing (RT, May 4, 2021), and on May 14, 2021, issued a single 23-page order denying them. (8 AA 2327</w:t>
-      </w:r>
-      <w:r>
-        <w:noBreakHyphen/>
-      </w:r>
-      <w:r>
-        <w:t xml:space="preserve">2351.</w:t>
+        <w:t xml:space="preserve">The trial court heard argument on all four motions in a single May 4, 2021 hearing (RT, May 4, 2021), and on May 14, 2021, issued a single 23-page order denying them. (8 AA 2327-⁠2351.</w:t>
       </w:r>
       <w:r>
         <w:rPr>
@@ -11462,25 +10882,7 @@
         <w:t xml:space="preserve"> </w:t>
       </w:r>
       <w:r>
-        <w:t xml:space="preserve">that the People were likely to prevail on the merits of their claims (8 AA 2330:8</w:t>
-      </w:r>
-      <w:r>
-        <w:noBreakHyphen/>
-      </w:r>
-      <w:r>
-        <w:t xml:space="preserve">9), the court nonetheless ruled that the requested injunction was unavailable under the nuisance and UCL statutes because the statutory language did not mention stay-away orders, and it did not appear that courts had previously entered such orders under those statutes. (8 AA 2338:7</w:t>
-      </w:r>
-      <w:r>
-        <w:noBreakHyphen/>
-      </w:r>
-      <w:r>
-        <w:t xml:space="preserve">2345:19.) It also ruled that the requested injunction would violate Respondents’ constitutional right to travel, because it was “not narrowly tailored so as to minimally infringe upon the protected interest.” (8 AA 2345:26</w:t>
-      </w:r>
-      <w:r>
-        <w:noBreakHyphen/>
-      </w:r>
-      <w:r>
-        <w:t xml:space="preserve">27, quoting</w:t>
+        <w:t xml:space="preserve">that the People were likely to prevail on the merits of their claims (8 AA 2330:8-⁠9), the court nonetheless ruled that the requested injunction was unavailable under the nuisance and UCL statutes because the statutory language did not mention stay-away orders, and it did not appear that courts had previously entered such orders under those statutes. (8 AA 2338:7-⁠2345:19.) It also ruled that the requested injunction would violate Respondents’ constitutional right to travel, because it was “not narrowly tailored so as to minimally infringe upon the protected interest.” (8 AA 2345:26-⁠27, quoting</w:t>
       </w:r>
       <w:r>
         <w:t xml:space="preserve"> </w:t>
@@ -11528,13 +10930,7 @@
         <w:pStyle w:val="BodyText"/>
       </w:pPr>
       <w:r>
-        <w:t xml:space="preserve">On June 6, 2021, the People filed timely notices of appeal in all four cases. (8 AA 2352</w:t>
-      </w:r>
-      <w:r>
-        <w:noBreakHyphen/>
-      </w:r>
-      <w:r>
-        <w:t xml:space="preserve">2363.) On the People’s motion, this Court transferred and consolidated all four cases in Division Two, and subsequently granted the People’s motion for calendar preference.</w:t>
+        <w:t xml:space="preserve">On June 6, 2021, the People filed timely notices of appeal in all four cases. (8 AA 2352-⁠2363.) On the People’s motion, this Court transferred and consolidated all four cases in Division Two, and subsequently granted the People’s motion for calendar preference.</w:t>
       </w:r>
     </w:p>
     <w:p>
@@ -11776,31 +11172,7 @@
         <w:pStyle w:val="BodyText"/>
       </w:pPr>
       <w:r>
-        <w:t xml:space="preserve">Here, the Superior Court correctly found by clear and convincing evidence that Respondents were causing a public nuisance and violating the UCL in the Tenderloin. (8 AA 2335:3</w:t>
-      </w:r>
-      <w:r>
-        <w:noBreakHyphen/>
-      </w:r>
-      <w:r>
-        <w:t xml:space="preserve">8, 2335: 22</w:t>
-      </w:r>
-      <w:r>
-        <w:noBreakHyphen/>
-      </w:r>
-      <w:r>
-        <w:t xml:space="preserve">28, 2336:3</w:t>
-      </w:r>
-      <w:r>
-        <w:noBreakHyphen/>
-      </w:r>
-      <w:r>
-        <w:t xml:space="preserve">5, 2337:8</w:t>
-      </w:r>
-      <w:r>
-        <w:noBreakHyphen/>
-      </w:r>
-      <w:r>
-        <w:t xml:space="preserve">9.) But the court committed legal error when it then concluded that the requested relief was not authorized by the public nuisance and UCL statutes, and would violate the constitutional right to travel. “The standard of review is not whether discretion was appropriately exercised, but whether the statute was correctly construed.” (</w:t>
+        <w:t xml:space="preserve">Here, the Superior Court correctly found by clear and convincing evidence that Respondents were causing a public nuisance and violating the UCL in the Tenderloin. (8 AA 2335:3-⁠8, 2335: 22-⁠28, 2336:3-⁠5, 2337:8-⁠9.) But the court committed legal error when it then concluded that the requested relief was not authorized by the public nuisance and UCL statutes, and would violate the constitutional right to travel. “The standard of review is not whether discretion was appropriately exercised, but whether the statute was correctly construed.” (</w:t>
       </w:r>
       <w:r>
         <w:rPr>
@@ -12115,19 +11487,7 @@
         <w:pStyle w:val="BodyText"/>
       </w:pPr>
       <w:r>
-        <w:t xml:space="preserve">The trial court concluded that the People were likely to prevail on the merits of their nuisance and UCL claims. (8 AA 2335:3</w:t>
-      </w:r>
-      <w:r>
-        <w:noBreakHyphen/>
-      </w:r>
-      <w:r>
-        <w:t xml:space="preserve">2337:9.) Nevertheless, the trial court denied relief because it construed these statutes not to authorize a stay-away order as an abatement tool. (8 AA 2338:9</w:t>
-      </w:r>
-      <w:r>
-        <w:noBreakHyphen/>
-      </w:r>
-      <w:r>
-        <w:t xml:space="preserve">12.) That was legal error.</w:t>
+        <w:t xml:space="preserve">The trial court concluded that the People were likely to prevail on the merits of their nuisance and UCL claims. (8 AA 2335:3-⁠2337:9.) Nevertheless, the trial court denied relief because it construed these statutes not to authorize a stay-away order as an abatement tool. (8 AA 2338:9-⁠12.) That was legal error.</w:t>
       </w:r>
     </w:p>
     <w:p>
@@ -12277,31 +11637,7 @@
         <w:pStyle w:val="BodyText"/>
       </w:pPr>
       <w:r>
-        <w:t xml:space="preserve">The court found Respondents likely to be liable under the general public nuisance statutes. (8 AA 2335:3</w:t>
-      </w:r>
-      <w:r>
-        <w:noBreakHyphen/>
-      </w:r>
-      <w:r>
-        <w:t xml:space="preserve">8, 22</w:t>
-      </w:r>
-      <w:r>
-        <w:noBreakHyphen/>
-      </w:r>
-      <w:r>
-        <w:t xml:space="preserve">28, 2336:3</w:t>
-      </w:r>
-      <w:r>
-        <w:noBreakHyphen/>
-      </w:r>
-      <w:r>
-        <w:t xml:space="preserve">5, 2336:20</w:t>
-      </w:r>
-      <w:r>
-        <w:noBreakHyphen/>
-      </w:r>
-      <w:r>
-        <w:t xml:space="preserve">2337:7.) Those statutes provide in relevant part: “Anything which is injurious to health, including, but not limited to, the illegal sale of controlled substances, …so as to interfere with the comfortable enjoyment of life or property, or unlawfully obstructs the free passage or use, in the customary manner, of any…street, or highway, is a nuisance.” (Civ.</w:t>
+        <w:t xml:space="preserve">The court found Respondents likely to be liable under the general public nuisance statutes. (8 AA 2335:3-⁠8, 22-⁠28, 2336:3-⁠5, 2336:20-⁠2337:7.) Those statutes provide in relevant part: “Anything which is injurious to health, including, but not limited to, the illegal sale of controlled substances, …so as to interfere with the comfortable enjoyment of life or property, or unlawfully obstructs the free passage or use, in the customary manner, of any…street, or highway, is a nuisance.” (Civ.</w:t>
       </w:r>
       <w:r>
         <w:t xml:space="preserve"> </w:t>
@@ -12438,13 +11774,7 @@
         <w:t xml:space="preserve"> </w:t>
       </w:r>
       <w:r>
-        <w:t xml:space="preserve">at pp. 131</w:t>
-      </w:r>
-      <w:r>
-        <w:noBreakHyphen/>
-      </w:r>
-      <w:r>
-        <w:t xml:space="preserve">132.)</w:t>
+        <w:t xml:space="preserve">at pp. 131-⁠132.)</w:t>
       </w:r>
     </w:p>
     <w:p>
@@ -12488,13 +11818,7 @@
         <w:t xml:space="preserve"> </w:t>
       </w:r>
       <w:r>
-        <w:t xml:space="preserve">(2016) 2 Cal.App.5th 1154, 1158, 1161</w:t>
-      </w:r>
-      <w:r>
-        <w:noBreakHyphen/>
-      </w:r>
-      <w:r>
-        <w:t xml:space="preserve">1162, the Court of Appeal upheld a trial court’s order closing an unpermitted medical marijuana business.</w:t>
+        <w:t xml:space="preserve">(2016) 2 Cal.App.5th 1154, 1158, 1161-⁠1162, the Court of Appeal upheld a trial court’s order closing an unpermitted medical marijuana business.</w:t>
       </w:r>
     </w:p>
     <w:p>
@@ -12532,13 +11856,7 @@
         <w:t xml:space="preserve"> </w:t>
       </w:r>
       <w:r>
-        <w:t xml:space="preserve">(2008) 165 Cal.App.4th 249, 265</w:t>
-      </w:r>
-      <w:r>
-        <w:noBreakHyphen/>
-      </w:r>
-      <w:r>
-        <w:t xml:space="preserve">266, the court held that where a property owner had refused to comply with county orders to abate the nuisance created by its unpermitted residential and dock complex, the county was entitled to accomplish abatement by demolition of all of the structures at the site. (See also, e.g.,</w:t>
+        <w:t xml:space="preserve">(2008) 165 Cal.App.4th 249, 265-⁠266, the court held that where a property owner had refused to comply with county orders to abate the nuisance created by its unpermitted residential and dock complex, the county was entitled to accomplish abatement by demolition of all of the structures at the site. (See also, e.g.,</w:t>
       </w:r>
       <w:r>
         <w:t xml:space="preserve"> </w:t>
@@ -12568,13 +11886,7 @@
         <w:t xml:space="preserve"> </w:t>
       </w:r>
       <w:r>
-        <w:t xml:space="preserve">(1973) 30 Cal.App.3d 282, 295</w:t>
-      </w:r>
-      <w:r>
-        <w:noBreakHyphen/>
-      </w:r>
-      <w:r>
-        <w:t xml:space="preserve">296 [court order requiring the demolition of structures after the owner had the opportunity to either bring them up to code or demolish them];</w:t>
+        <w:t xml:space="preserve">(1973) 30 Cal.App.3d 282, 295-⁠296 [court order requiring the demolition of structures after the owner had the opportunity to either bring them up to code or demolish them];</w:t>
       </w:r>
       <w:r>
         <w:t xml:space="preserve"> </w:t>
@@ -12728,13 +12040,7 @@
         <w:t xml:space="preserve">supra</w:t>
       </w:r>
       <w:r>
-        <w:t xml:space="preserve">, 14 Cal.4th at p. 1108</w:t>
-      </w:r>
-      <w:r>
-        <w:noBreakHyphen/>
-      </w:r>
-      <w:r>
-        <w:t xml:space="preserve">1109 [civil gang injunctions].) By contrast, a criminal court’s power stems from its authority to punish past misconduct. Once the nuisance creator has served the sentence pronounced, the criminal court is powerless to issue any orders for the prevention of future misconduct. But a court of equity has jurisdiction prospectively to remedy a public nuisance that is also a crime to vindicate the community’s collective rights and interests. (</w:t>
+        <w:t xml:space="preserve">, 14 Cal.4th at p. 1108-⁠1109 [civil gang injunctions].) By contrast, a criminal court’s power stems from its authority to punish past misconduct. Once the nuisance creator has served the sentence pronounced, the criminal court is powerless to issue any orders for the prevention of future misconduct. But a court of equity has jurisdiction prospectively to remedy a public nuisance that is also a crime to vindicate the community’s collective rights and interests. (</w:t>
       </w:r>
       <w:r>
         <w:rPr>
@@ -13048,13 +12354,7 @@
         <w:t xml:space="preserve"> </w:t>
       </w:r>
       <w:r>
-        <w:t xml:space="preserve">and Professions Code sections 17200 et seq. (UCL). (8 AA 2337:8</w:t>
-      </w:r>
-      <w:r>
-        <w:noBreakHyphen/>
-      </w:r>
-      <w:r>
-        <w:t xml:space="preserve">9.) And like the public nuisance statutes, the UCL is consciously broad in its application and in its injunctive remedies. Nothing in the UCL or the caselaw construing it suggests that courts lack authority to issue a stay-away order where such a tool is appropriate to prevent UCL violations.</w:t>
+        <w:t xml:space="preserve">and Professions Code sections 17200 et seq. (UCL). (8 AA 2337:8-⁠9.) And like the public nuisance statutes, the UCL is consciously broad in its application and in its injunctive remedies. Nothing in the UCL or the caselaw construing it suggests that courts lack authority to issue a stay-away order where such a tool is appropriate to prevent UCL violations.</w:t>
       </w:r>
     </w:p>
     <w:p>
@@ -13359,13 +12659,7 @@
         <w:t xml:space="preserve">supra</w:t>
       </w:r>
       <w:r>
-        <w:t xml:space="preserve">, 7 Cal.3d at pp. 111</w:t>
-      </w:r>
-      <w:r>
-        <w:noBreakHyphen/>
-      </w:r>
-      <w:r>
-        <w:t xml:space="preserve">112.) “[S]ection 17203 authorizes the court to fashion remedies to prevent, deter, and compensate for unfair business practices.” (</w:t>
+        <w:t xml:space="preserve">, 7 Cal.3d at pp. 111-⁠112.) “[S]ection 17203 authorizes the court to fashion remedies to prevent, deter, and compensate for unfair business practices.” (</w:t>
       </w:r>
       <w:r>
         <w:rPr>
@@ -13422,13 +12716,7 @@
         <w:t xml:space="preserve"> </w:t>
       </w:r>
       <w:r>
-        <w:t xml:space="preserve">(2017) 11 Cal.App.5th 1150, 1178</w:t>
-      </w:r>
-      <w:r>
-        <w:noBreakHyphen/>
-      </w:r>
-      <w:r>
-        <w:t xml:space="preserve">1179 (</w:t>
+        <w:t xml:space="preserve">(2017) 11 Cal.App.5th 1150, 1178-⁠1179 (</w:t>
       </w:r>
       <w:r>
         <w:rPr>
@@ -13461,13 +12749,7 @@
         <w:t xml:space="preserve">supra</w:t>
       </w:r>
       <w:r>
-        <w:t xml:space="preserve">, 7 Cal.3d at pp. 111</w:t>
-      </w:r>
-      <w:r>
-        <w:noBreakHyphen/>
-      </w:r>
-      <w:r>
-        <w:t xml:space="preserve">112; accord</w:t>
+        <w:t xml:space="preserve">, 7 Cal.3d at pp. 111-⁠112; accord</w:t>
       </w:r>
       <w:r>
         <w:t xml:space="preserve"> </w:t>
@@ -13497,13 +12779,7 @@
         <w:t xml:space="preserve"> </w:t>
       </w:r>
       <w:r>
-        <w:t xml:space="preserve">(1935) 3 Cal.2d 689, 698</w:t>
-      </w:r>
-      <w:r>
-        <w:noBreakHyphen/>
-      </w:r>
-      <w:r>
-        <w:t xml:space="preserve">699 (</w:t>
+        <w:t xml:space="preserve">(1935) 3 Cal.2d 689, 698-⁠699 (</w:t>
       </w:r>
       <w:r>
         <w:rPr>
@@ -13592,13 +12868,7 @@
         <w:t xml:space="preserve">supra</w:t>
       </w:r>
       <w:r>
-        <w:t xml:space="preserve">, 20 Cal.4th at pp. 184</w:t>
-      </w:r>
-      <w:r>
-        <w:noBreakHyphen/>
-      </w:r>
-      <w:r>
-        <w:t xml:space="preserve">185.) “[I]t would be impossible to draft in advance detailed plans and specifications of all acts and conduct to be prohibited [citations], since unfair or fraudulent business practices run the gamut of human ingenuity and chicanery.” (</w:t>
+        <w:t xml:space="preserve">, 20 Cal.4th at pp. 184-⁠185.) “[I]t would be impossible to draft in advance detailed plans and specifications of all acts and conduct to be prohibited [citations], since unfair or fraudulent business practices run the gamut of human ingenuity and chicanery.” (</w:t>
       </w:r>
       <w:r>
         <w:rPr>
@@ -13734,13 +13004,7 @@
         <w:t xml:space="preserve"> </w:t>
       </w:r>
       <w:r>
-        <w:t xml:space="preserve">at pp. 540</w:t>
-      </w:r>
-      <w:r>
-        <w:noBreakHyphen/>
-      </w:r>
-      <w:r>
-        <w:t xml:space="preserve">543.) Likewise, in</w:t>
+        <w:t xml:space="preserve">at pp. 540-⁠543.) Likewise, in</w:t>
       </w:r>
       <w:r>
         <w:t xml:space="preserve"> </w:t>
@@ -13776,13 +13040,7 @@
         <w:t xml:space="preserve">supra</w:t>
       </w:r>
       <w:r>
-        <w:t xml:space="preserve">, 4 Cal.App.4th at pp. 972</w:t>
-      </w:r>
-      <w:r>
-        <w:noBreakHyphen/>
-      </w:r>
-      <w:r>
-        <w:t xml:space="preserve">973.)</w:t>
+        <w:t xml:space="preserve">, 4 Cal.App.4th at pp. 972-⁠973.)</w:t>
       </w:r>
     </w:p>
     <w:p>
@@ -13817,13 +13075,7 @@
         <w:t xml:space="preserve"> </w:t>
       </w:r>
       <w:r>
-        <w:t xml:space="preserve">(2010) 186 Cal.App.4th 882, 886</w:t>
-      </w:r>
-      <w:r>
-        <w:noBreakHyphen/>
-      </w:r>
-      <w:r>
-        <w:t xml:space="preserve">888.)</w:t>
+        <w:t xml:space="preserve">(2010) 186 Cal.App.4th 882, 886-⁠888.)</w:t>
       </w:r>
     </w:p>
     <w:p>
@@ -14115,19 +13367,7 @@
         <w:pStyle w:val="BodyText"/>
       </w:pPr>
       <w:r>
-        <w:t xml:space="preserve">Despite the settled law confirming a civil court’s broad statutory authority to remedy public nuisances and violations of the UCL, the trial court concluded that an injunction ordering Respondents to stay away from the Tenderloin could not have reasonably been contemplated under the language of these statutes. Specifically, the trial court ruled that in public nuisance, “abatement is equivalent to an injunction against injurious activity or conduct—not removal of a person who is engaged in such conduct.” (8 AA 2339:21</w:t>
-      </w:r>
-      <w:r>
-        <w:noBreakHyphen/>
-      </w:r>
-      <w:r>
-        <w:t xml:space="preserve">22, emphasis in original.) Similarly, the trial court ruled that the “purpose of injunctive relief under the UCL is to prohibit unfair competitive practices or conduct—not to exclude the persons engaged in it.” (8 AA 2340:11</w:t>
-      </w:r>
-      <w:r>
-        <w:noBreakHyphen/>
-      </w:r>
-      <w:r>
-        <w:t xml:space="preserve">12, emphasis in original.)</w:t>
+        <w:t xml:space="preserve">Despite the settled law confirming a civil court’s broad statutory authority to remedy public nuisances and violations of the UCL, the trial court concluded that an injunction ordering Respondents to stay away from the Tenderloin could not have reasonably been contemplated under the language of these statutes. Specifically, the trial court ruled that in public nuisance, “abatement is equivalent to an injunction against injurious activity or conduct—not removal of a person who is engaged in such conduct.” (8 AA 2339:21-⁠22, emphasis in original.) Similarly, the trial court ruled that the “purpose of injunctive relief under the UCL is to prohibit unfair competitive practices or conduct—not to exclude the persons engaged in it.” (8 AA 2340:11-⁠12, emphasis in original.)</w:t>
       </w:r>
     </w:p>
     <w:p>
@@ -14135,13 +13375,7 @@
         <w:pStyle w:val="BodyText"/>
       </w:pPr>
       <w:r>
-        <w:t xml:space="preserve">But the distinction drawn by the trial court is a false one. As illustrated by the caselaw discussed above, the plain language of the nuisance and UCL statutes do not on their face exclude particular remedies; such a reading would undermine and cramp the consciously broad equitable power conferred on courts to craft meaningful remedies tailored to these particular statutory violations. Nor does this distinction preclude injunctive relief affecting individuals’ activities when they are the nuisance creators and perpetrators of the unlawful business practices. And this makes sense. Sometimes an order excluding the defendant from the place where the nuisance or unlawful conduct is committed is the most (or perhaps only) effective way to ensure that the defendant does not continue the nuisance affecting that place, or the unlawful conduct. And indeed, here the trial court found that the People’s evidence established that Respondents were likely to continue returning to the Tenderloin to deal drugs there. (8 AA 2336:1</w:t>
-      </w:r>
-      <w:r>
-        <w:noBreakHyphen/>
-      </w:r>
-      <w:r>
-        <w:t xml:space="preserve">3.)</w:t>
+        <w:t xml:space="preserve">But the distinction drawn by the trial court is a false one. As illustrated by the caselaw discussed above, the plain language of the nuisance and UCL statutes do not on their face exclude particular remedies; such a reading would undermine and cramp the consciously broad equitable power conferred on courts to craft meaningful remedies tailored to these particular statutory violations. Nor does this distinction preclude injunctive relief affecting individuals’ activities when they are the nuisance creators and perpetrators of the unlawful business practices. And this makes sense. Sometimes an order excluding the defendant from the place where the nuisance or unlawful conduct is committed is the most (or perhaps only) effective way to ensure that the defendant does not continue the nuisance affecting that place, or the unlawful conduct. And indeed, here the trial court found that the People’s evidence established that Respondents were likely to continue returning to the Tenderloin to deal drugs there. (8 AA 2336:1-⁠3.)</w:t>
       </w:r>
     </w:p>
     <w:p>
@@ -14149,13 +13383,7 @@
         <w:pStyle w:val="BodyText"/>
       </w:pPr>
       <w:r>
-        <w:t xml:space="preserve">None of the cases relied on by the trial court held, or even suggested in dicta, that in circumstances like these a court of equity is powerless to grant relief by issuing a stay-away order to individuals who have demonstrated that they will return to a place to continue the same nuisance conduct. (8 AA 2339:16</w:t>
-      </w:r>
-      <w:r>
-        <w:noBreakHyphen/>
-      </w:r>
-      <w:r>
-        <w:t xml:space="preserve">2341:14.) The trial court relied on</w:t>
+        <w:t xml:space="preserve">None of the cases relied on by the trial court held, or even suggested in dicta, that in circumstances like these a court of equity is powerless to grant relief by issuing a stay-away order to individuals who have demonstrated that they will return to a place to continue the same nuisance conduct. (8 AA 2339:16-⁠2341:14.) The trial court relied on</w:t>
       </w:r>
       <w:r>
         <w:t xml:space="preserve"> </w:t>
@@ -14295,13 +13523,7 @@
         <w:t xml:space="preserve"> </w:t>
       </w:r>
       <w:r>
-        <w:t xml:space="preserve">(1941) 18 Cal.2d 872, 879</w:t>
-      </w:r>
-      <w:r>
-        <w:noBreakHyphen/>
-      </w:r>
-      <w:r>
-        <w:t xml:space="preserve">880, is similarly unavailing, as it simply upheld the Legislature’s authority to declare the repetition of certain criminal acts to be a nuisance per se (which is precisely what the Legislature did here with drug dealing, Civ.</w:t>
+        <w:t xml:space="preserve">(1941) 18 Cal.2d 872, 879-⁠880, is similarly unavailing, as it simply upheld the Legislature’s authority to declare the repetition of certain criminal acts to be a nuisance per se (which is precisely what the Legislature did here with drug dealing, Civ.</w:t>
       </w:r>
       <w:r>
         <w:t xml:space="preserve"> </w:t>
@@ -14363,13 +13585,7 @@
         <w:t xml:space="preserve">supra</w:t>
       </w:r>
       <w:r>
-        <w:t xml:space="preserve">, 11 Cal.App.5th at pp. 1176</w:t>
-      </w:r>
-      <w:r>
-        <w:noBreakHyphen/>
-      </w:r>
-      <w:r>
-        <w:t xml:space="preserve">1178, did state that a court is empowered to enjoin conduct that causes a nuisance, it had no occasion to consider the abatement power that exists when the evidence shows that excluding the person from the area of the nuisance is the most effective way to ensure the conduct is not repeated there.</w:t>
+        <w:t xml:space="preserve">, 11 Cal.App.5th at pp. 1176-⁠1178, did state that a court is empowered to enjoin conduct that causes a nuisance, it had no occasion to consider the abatement power that exists when the evidence shows that excluding the person from the area of the nuisance is the most effective way to ensure the conduct is not repeated there.</w:t>
       </w:r>
     </w:p>
     <w:p>
@@ -14417,13 +13633,7 @@
         <w:t xml:space="preserve">Korea Supply</w:t>
       </w:r>
       <w:r>
-        <w:t xml:space="preserve">) for the proposition that the UCL’s remedies are limited. (8 AA 2339:10</w:t>
-      </w:r>
-      <w:r>
-        <w:noBreakHyphen/>
-      </w:r>
-      <w:r>
-        <w:t xml:space="preserve">12.) But</w:t>
+        <w:t xml:space="preserve">) for the proposition that the UCL’s remedies are limited. (8 AA 2339:10-⁠12.) But</w:t>
       </w:r>
       <w:r>
         <w:t xml:space="preserve"> </w:t>
@@ -14599,13 +13809,7 @@
         <w:t xml:space="preserve"> </w:t>
       </w:r>
       <w:r>
-        <w:t xml:space="preserve">(1995) 39 Cal.App.4th 548, 574.) But here, there is ample evidence of a likelihood the acts will be repeated; indeed, the trial court expressly found that given Respondents’ “track record of recidivism as shown by repeated arrests, violations of court-issued stay-away orders, and criminal prosecutions, it is reasonable to infer that they are likely to continue their unlawful conduct in the future.” (8 AA 2336:1</w:t>
-      </w:r>
-      <w:r>
-        <w:noBreakHyphen/>
-      </w:r>
-      <w:r>
-        <w:t xml:space="preserve">3.)</w:t>
+        <w:t xml:space="preserve">(1995) 39 Cal.App.4th 548, 574.) But here, there is ample evidence of a likelihood the acts will be repeated; indeed, the trial court expressly found that given Respondents’ “track record of recidivism as shown by repeated arrests, violations of court-issued stay-away orders, and criminal prosecutions, it is reasonable to infer that they are likely to continue their unlawful conduct in the future.” (8 AA 2336:1-⁠3.)</w:t>
       </w:r>
     </w:p>
     <w:p>
@@ -15259,13 +14463,7 @@
         <w:t xml:space="preserve"> </w:t>
       </w:r>
       <w:r>
-        <w:t xml:space="preserve">Code section 1203.1, and involved entirely different considerations.” (8 AA 2341:16</w:t>
-      </w:r>
-      <w:r>
-        <w:noBreakHyphen/>
-      </w:r>
-      <w:r>
-        <w:t xml:space="preserve">17.) While those cases indeed arose under a different statute, they do not involve entirely different considerations. Most significantly, both types of cases involve constitutional review of court-ordered limitations on a defendant who has been found to have violated the law.</w:t>
+        <w:t xml:space="preserve">Code section 1203.1, and involved entirely different considerations.” (8 AA 2341:16-⁠17.) While those cases indeed arose under a different statute, they do not involve entirely different considerations. Most significantly, both types of cases involve constitutional review of court-ordered limitations on a defendant who has been found to have violated the law.</w:t>
       </w:r>
       <w:r>
         <w:rPr>
@@ -15376,13 +14574,7 @@
         <w:t xml:space="preserve">supra</w:t>
       </w:r>
       <w:r>
-        <w:t xml:space="preserve">, 11 Cal.App.5th at pp. 1178</w:t>
-      </w:r>
-      <w:r>
-        <w:noBreakHyphen/>
-      </w:r>
-      <w:r>
-        <w:t xml:space="preserve">79.)</w:t>
+        <w:t xml:space="preserve">, 11 Cal.App.5th at pp. 1178-⁠79.)</w:t>
       </w:r>
     </w:p>
     <w:p>
@@ -15390,13 +14582,7 @@
         <w:pStyle w:val="BodyText"/>
       </w:pPr>
       <w:r>
-        <w:t xml:space="preserve">Nevertheless, having rejected the right to travel test stated in the probation cases, the trial court ruled that the applicable legal test was that where “a constitutionally protected interest is at stake, ‘the injunctive relief must be narrowly tailored so as to minimally infringe upon the protected interest.’” (8 AA 2345:26</w:t>
-      </w:r>
-      <w:r>
-        <w:noBreakHyphen/>
-      </w:r>
-      <w:r>
-        <w:t xml:space="preserve">28, quoting</w:t>
+        <w:t xml:space="preserve">Nevertheless, having rejected the right to travel test stated in the probation cases, the trial court ruled that the applicable legal test was that where “a constitutionally protected interest is at stake, ‘the injunctive relief must be narrowly tailored so as to minimally infringe upon the protected interest.’” (8 AA 2345:26-⁠28, quoting</w:t>
       </w:r>
       <w:r>
         <w:t xml:space="preserve"> </w:t>
@@ -16001,13 +15187,7 @@
         <w:t xml:space="preserve">Id.</w:t>
       </w:r>
       <w:r>
-        <w:t xml:space="preserve">, at pp. 562</w:t>
-      </w:r>
-      <w:r>
-        <w:noBreakHyphen/>
-      </w:r>
-      <w:r>
-        <w:t xml:space="preserve">563.) Nuisance abatement was important enough to allow this impingement. Nuisance abatement “injunctions ‘may work to deprive the enjoined parties of rights others enjoy precisely because the enjoined parties have abused those rights in the past.” (</w:t>
+        <w:t xml:space="preserve">, at pp. 562-⁠563.) Nuisance abatement was important enough to allow this impingement. Nuisance abatement “injunctions ‘may work to deprive the enjoined parties of rights others enjoy precisely because the enjoined parties have abused those rights in the past.” (</w:t>
       </w:r>
       <w:r>
         <w:rPr>
@@ -16158,13 +15338,7 @@
         <w:t xml:space="preserve"> </w:t>
       </w:r>
       <w:r>
-        <w:t xml:space="preserve">(2007) 156 Cal.App.4th 31, 45</w:t>
-      </w:r>
-      <w:r>
-        <w:noBreakHyphen/>
-      </w:r>
-      <w:r>
-        <w:t xml:space="preserve">46.) A curfew provision that prohibited gang members’ presence in certain areas during designated hours has been upheld against a right to travel challenge. (</w:t>
+        <w:t xml:space="preserve">(2007) 156 Cal.App.4th 31, 45-⁠46.) A curfew provision that prohibited gang members’ presence in certain areas during designated hours has been upheld against a right to travel challenge. (</w:t>
       </w:r>
       <w:r>
         <w:rPr>
@@ -17430,259 +16604,7 @@
         <w:pStyle w:val="BodyText"/>
       </w:pPr>
       <w:r>
-        <w:t xml:space="preserve">The terms of the People’s proposed injunction are narrowly drawn to serve this substantial interest in abatement. The People are not seeking an order that Respondents stay out of the City and County of San Francisco, or even a large portion of the city. Rather, they are seeking an order that (with exceptions for lawful visits with pre-approval) Respondents stay out of the Tenderloin Drug Abatement Area – a single neighborhood. (5 AA 675:2</w:t>
-      </w:r>
-      <w:r>
-        <w:noBreakHyphen/>
-      </w:r>
-      <w:r>
-        <w:t xml:space="preserve">4, 683; 7 AA 1092:4</w:t>
-      </w:r>
-      <w:r>
-        <w:noBreakHyphen/>
-      </w:r>
-      <w:r>
-        <w:t xml:space="preserve">28.) And there is no dispute that the borders of this proposed area are tailored to match the scope of the open-air drug market that plagues this neighborhood. (4 AA 629:21</w:t>
-      </w:r>
-      <w:r>
-        <w:noBreakHyphen/>
-      </w:r>
-      <w:r>
-        <w:t xml:space="preserve">24, 633:14</w:t>
-      </w:r>
-      <w:r>
-        <w:noBreakHyphen/>
-      </w:r>
-      <w:r>
-        <w:t xml:space="preserve">15, 637:6</w:t>
-      </w:r>
-      <w:r>
-        <w:noBreakHyphen/>
-      </w:r>
-      <w:r>
-        <w:t xml:space="preserve">8; 5 AA 675:19</w:t>
-      </w:r>
-      <w:r>
-        <w:noBreakHyphen/>
-      </w:r>
-      <w:r>
-        <w:t xml:space="preserve">22, 689, 695:15</w:t>
-      </w:r>
-      <w:r>
-        <w:noBreakHyphen/>
-      </w:r>
-      <w:r>
-        <w:t xml:space="preserve">18, 718:10</w:t>
-      </w:r>
-      <w:r>
-        <w:noBreakHyphen/>
-      </w:r>
-      <w:r>
-        <w:t xml:space="preserve">11, 724:26</w:t>
-      </w:r>
-      <w:r>
-        <w:noBreakHyphen/>
-      </w:r>
-      <w:r>
-        <w:t xml:space="preserve">725:2, 726:13</w:t>
-      </w:r>
-      <w:r>
-        <w:noBreakHyphen/>
-      </w:r>
-      <w:r>
-        <w:t xml:space="preserve">15, 757:8</w:t>
-      </w:r>
-      <w:r>
-        <w:noBreakHyphen/>
-      </w:r>
-      <w:r>
-        <w:t xml:space="preserve">10; 6 AA 799:10</w:t>
-      </w:r>
-      <w:r>
-        <w:noBreakHyphen/>
-      </w:r>
-      <w:r>
-        <w:t xml:space="preserve">12.) The People presented evidence from police witnesses with extensive knowledge of the neighborhood and its narcotics activity, testifying as to the appropriateness of the designated area for the purposes of prevention and abatement. (5 AA 675:16</w:t>
-      </w:r>
-      <w:r>
-        <w:noBreakHyphen/>
-      </w:r>
-      <w:r>
-        <w:t xml:space="preserve">18, 675:27</w:t>
-      </w:r>
-      <w:r>
-        <w:noBreakHyphen/>
-      </w:r>
-      <w:r>
-        <w:t xml:space="preserve">676:3, 676:9</w:t>
-      </w:r>
-      <w:r>
-        <w:noBreakHyphen/>
-      </w:r>
-      <w:r>
-        <w:t xml:space="preserve">12, 687, 689, 724:6</w:t>
-      </w:r>
-      <w:r>
-        <w:noBreakHyphen/>
-      </w:r>
-      <w:r>
-        <w:t xml:space="preserve">7.) Its borders hew closely to the areas where drug dealing has been open and notorious. It also includes the spots where Respondents have been arrested or observed by law enforcement selling drugs. (6 AA 800</w:t>
-      </w:r>
-      <w:r>
-        <w:noBreakHyphen/>
-      </w:r>
-      <w:r>
-        <w:t xml:space="preserve">1057.) The borders encompass the areas where the public nuisance is pervasive – where community members live in fear amidst the drug trafficking and its deadly and dangerous effects. (4 AA 629:9</w:t>
-      </w:r>
-      <w:r>
-        <w:noBreakHyphen/>
-      </w:r>
-      <w:r>
-        <w:t xml:space="preserve">14 and 25</w:t>
-      </w:r>
-      <w:r>
-        <w:noBreakHyphen/>
-      </w:r>
-      <w:r>
-        <w:t xml:space="preserve">27, 630:1</w:t>
-      </w:r>
-      <w:r>
-        <w:noBreakHyphen/>
-      </w:r>
-      <w:r>
-        <w:t xml:space="preserve">14, 633:17</w:t>
-      </w:r>
-      <w:r>
-        <w:noBreakHyphen/>
-      </w:r>
-      <w:r>
-        <w:t xml:space="preserve">18, 633:26</w:t>
-      </w:r>
-      <w:r>
-        <w:noBreakHyphen/>
-      </w:r>
-      <w:r>
-        <w:t xml:space="preserve">634:8, 637:9</w:t>
-      </w:r>
-      <w:r>
-        <w:noBreakHyphen/>
-      </w:r>
-      <w:r>
-        <w:t xml:space="preserve">22, 638:3</w:t>
-      </w:r>
-      <w:r>
-        <w:noBreakHyphen/>
-      </w:r>
-      <w:r>
-        <w:t xml:space="preserve">10; 5 AA 676:17</w:t>
-      </w:r>
-      <w:r>
-        <w:noBreakHyphen/>
-      </w:r>
-      <w:r>
-        <w:t xml:space="preserve">25, 677: 8</w:t>
-      </w:r>
-      <w:r>
-        <w:noBreakHyphen/>
-      </w:r>
-      <w:r>
-        <w:t xml:space="preserve">18, 694:21</w:t>
-      </w:r>
-      <w:r>
-        <w:noBreakHyphen/>
-      </w:r>
-      <w:r>
-        <w:t xml:space="preserve">22, 695:11</w:t>
-      </w:r>
-      <w:r>
-        <w:noBreakHyphen/>
-      </w:r>
-      <w:r>
-        <w:t xml:space="preserve">14, 702:9</w:t>
-      </w:r>
-      <w:r>
-        <w:noBreakHyphen/>
-      </w:r>
-      <w:r>
-        <w:t xml:space="preserve">22, 703:7</w:t>
-      </w:r>
-      <w:r>
-        <w:noBreakHyphen/>
-      </w:r>
-      <w:r>
-        <w:t xml:space="preserve">10, 718:11</w:t>
-      </w:r>
-      <w:r>
-        <w:noBreakHyphen/>
-      </w:r>
-      <w:r>
-        <w:t xml:space="preserve">16, 719:1</w:t>
-      </w:r>
-      <w:r>
-        <w:noBreakHyphen/>
-      </w:r>
-      <w:r>
-        <w:t xml:space="preserve">10, 725:10</w:t>
-      </w:r>
-      <w:r>
-        <w:noBreakHyphen/>
-      </w:r>
-      <w:r>
-        <w:t xml:space="preserve">16, 726:23</w:t>
-      </w:r>
-      <w:r>
-        <w:noBreakHyphen/>
-      </w:r>
-      <w:r>
-        <w:t xml:space="preserve">727:16, 735:24</w:t>
-      </w:r>
-      <w:r>
-        <w:noBreakHyphen/>
-      </w:r>
-      <w:r>
-        <w:t xml:space="preserve">736:1, 757:15</w:t>
-      </w:r>
-      <w:r>
-        <w:noBreakHyphen/>
-      </w:r>
-      <w:r>
-        <w:t xml:space="preserve">25, 758:10</w:t>
-      </w:r>
-      <w:r>
-        <w:noBreakHyphen/>
-      </w:r>
-      <w:r>
-        <w:t xml:space="preserve">12; 6 AA 799:1</w:t>
-      </w:r>
-      <w:r>
-        <w:noBreakHyphen/>
-      </w:r>
-      <w:r>
-        <w:t xml:space="preserve">9.) Additionally, the People presented evidence that the mobility of street drug dealers allows Respondents and their customers to easily relocate to different parts of the Tenderloin’s open-air drug market. (5 AA 679:16</w:t>
-      </w:r>
-      <w:r>
-        <w:noBreakHyphen/>
-      </w:r>
-      <w:r>
-        <w:t xml:space="preserve">680:2, 725:1</w:t>
-      </w:r>
-      <w:r>
-        <w:noBreakHyphen/>
-      </w:r>
-      <w:r>
-        <w:t xml:space="preserve">5, 728:7</w:t>
-      </w:r>
-      <w:r>
-        <w:noBreakHyphen/>
-      </w:r>
-      <w:r>
-        <w:t xml:space="preserve">19.) Therefore, a stay-away order covering a block, or two, or three would be ineffective to abate and prevent Respondents from harming other nearby areas of the Tenderloin. Indeed, the trial court itself found that this problem “affects the entire Tenderloin neighborhood.” (8 AA 2335:22</w:t>
-      </w:r>
-      <w:r>
-        <w:noBreakHyphen/>
-      </w:r>
-      <w:r>
-        <w:t xml:space="preserve">26.) It would be ineffective to issue an injunction that does not protect the entire Tenderloin neighborhood.</w:t>
+        <w:t xml:space="preserve">The terms of the People’s proposed injunction are narrowly drawn to serve this substantial interest in abatement. The People are not seeking an order that Respondents stay out of the City and County of San Francisco, or even a large portion of the city. Rather, they are seeking an order that (with exceptions for lawful visits with pre-approval) Respondents stay out of the Tenderloin Drug Abatement Area – a single neighborhood. (5 AA 675:2-⁠4, 683; 7 AA 1092:4-⁠28.) And there is no dispute that the borders of this proposed area are tailored to match the scope of the open-air drug market that plagues this neighborhood. (4 AA 629:21-⁠24, 633:14-⁠15, 637:6-⁠8; 5 AA 675:19-⁠22, 689, 695:15-⁠18, 718:10-⁠11, 724:26-⁠725:2, 726:13-⁠15, 757:8-⁠10; 6 AA 799:10-⁠12.) The People presented evidence from police witnesses with extensive knowledge of the neighborhood and its narcotics activity, testifying as to the appropriateness of the designated area for the purposes of prevention and abatement. (5 AA 675:16-⁠18, 675:27-⁠676:3, 676:9-⁠12, 687, 689, 724:6-⁠7.) Its borders hew closely to the areas where drug dealing has been open and notorious. It also includes the spots where Respondents have been arrested or observed by law enforcement selling drugs. (6 AA 800-⁠1057.) The borders encompass the areas where the public nuisance is pervasive – where community members live in fear amidst the drug trafficking and its deadly and dangerous effects. (4 AA 629:9-⁠14 and 25-⁠27, 630:1-⁠14, 633:17-⁠18, 633:26-⁠634:8, 637:9-⁠22, 638:3-⁠10; 5 AA 676:17-⁠25, 677: 8-⁠18, 694:21-⁠22, 695:11-⁠14, 702:9-⁠22, 703:7-⁠10, 718:11-⁠16, 719:1-⁠10, 725:10-⁠16, 726:23-⁠727:16, 735:24-⁠736:1, 757:15-⁠25, 758:10-⁠12; 6 AA 799:1-⁠9.) Additionally, the People presented evidence that the mobility of street drug dealers allows Respondents and their customers to easily relocate to different parts of the Tenderloin’s open-air drug market. (5 AA 679:16-⁠680:2, 725:1-⁠5, 728:7-⁠19.) Therefore, a stay-away order covering a block, or two, or three would be ineffective to abate and prevent Respondents from harming other nearby areas of the Tenderloin. Indeed, the trial court itself found that this problem “affects the entire Tenderloin neighborhood.” (8 AA 2335:22-⁠26.) It would be ineffective to issue an injunction that does not protect the entire Tenderloin neighborhood.</w:t>
       </w:r>
     </w:p>
     <w:p>
@@ -17690,205 +16612,7 @@
         <w:pStyle w:val="BodyText"/>
       </w:pPr>
       <w:r>
-        <w:t xml:space="preserve">Indeed, Respondents themselves have not been stopped by stay-away orders of lesser scope. (1 AA 300</w:t>
-      </w:r>
-      <w:r>
-        <w:noBreakHyphen/>
-      </w:r>
-      <w:r>
-        <w:t xml:space="preserve">301, 305</w:t>
-      </w:r>
-      <w:r>
-        <w:noBreakHyphen/>
-      </w:r>
-      <w:r>
-        <w:t xml:space="preserve">306; 2 AA 404</w:t>
-      </w:r>
-      <w:r>
-        <w:noBreakHyphen/>
-      </w:r>
-      <w:r>
-        <w:t xml:space="preserve">409, 413; 3 AA 511</w:t>
-      </w:r>
-      <w:r>
-        <w:noBreakHyphen/>
-      </w:r>
-      <w:r>
-        <w:t xml:space="preserve">515; 4 AA 625</w:t>
-      </w:r>
-      <w:r>
-        <w:noBreakHyphen/>
-      </w:r>
-      <w:r>
-        <w:t xml:space="preserve">626; 6 AA 802:24</w:t>
-      </w:r>
-      <w:r>
-        <w:noBreakHyphen/>
-      </w:r>
-      <w:r>
-        <w:t xml:space="preserve">803:14, 851:27</w:t>
-      </w:r>
-      <w:r>
-        <w:noBreakHyphen/>
-      </w:r>
-      <w:r>
-        <w:t xml:space="preserve">853:17, 871:14</w:t>
-      </w:r>
-      <w:r>
-        <w:noBreakHyphen/>
-      </w:r>
-      <w:r>
-        <w:t xml:space="preserve">20, 896:16</w:t>
-      </w:r>
-      <w:r>
-        <w:noBreakHyphen/>
-      </w:r>
-      <w:r>
-        <w:t xml:space="preserve">22, 911:24</w:t>
-      </w:r>
-      <w:r>
-        <w:noBreakHyphen/>
-      </w:r>
-      <w:r>
-        <w:t xml:space="preserve">912:6, 913:21</w:t>
-      </w:r>
-      <w:r>
-        <w:noBreakHyphen/>
-      </w:r>
-      <w:r>
-        <w:t xml:space="preserve">914:2, 940:18</w:t>
-      </w:r>
-      <w:r>
-        <w:noBreakHyphen/>
-      </w:r>
-      <w:r>
-        <w:t xml:space="preserve">941:12, 1042:26</w:t>
-      </w:r>
-      <w:r>
-        <w:noBreakHyphen/>
-      </w:r>
-      <w:r>
-        <w:t xml:space="preserve">1043:18.) They have been undeterred by the police presence, buy-bust arrests, and even the prospect of criminal prosecution. (1 AA 302</w:t>
-      </w:r>
-      <w:r>
-        <w:noBreakHyphen/>
-      </w:r>
-      <w:r>
-        <w:t xml:space="preserve">304, 307</w:t>
-      </w:r>
-      <w:r>
-        <w:noBreakHyphen/>
-      </w:r>
-      <w:r>
-        <w:t xml:space="preserve">311; 2 AA 405</w:t>
-      </w:r>
-      <w:r>
-        <w:noBreakHyphen/>
-      </w:r>
-      <w:r>
-        <w:t xml:space="preserve">407, 410</w:t>
-      </w:r>
-      <w:r>
-        <w:noBreakHyphen/>
-      </w:r>
-      <w:r>
-        <w:t xml:space="preserve">411, 414</w:t>
-      </w:r>
-      <w:r>
-        <w:noBreakHyphen/>
-      </w:r>
-      <w:r>
-        <w:t xml:space="preserve">415; 3 AA 509</w:t>
-      </w:r>
-      <w:r>
-        <w:noBreakHyphen/>
-      </w:r>
-      <w:r>
-        <w:t xml:space="preserve">514, 516</w:t>
-      </w:r>
-      <w:r>
-        <w:noBreakHyphen/>
-      </w:r>
-      <w:r>
-        <w:t xml:space="preserve">517, 521</w:t>
-      </w:r>
-      <w:r>
-        <w:noBreakHyphen/>
-      </w:r>
-      <w:r>
-        <w:t xml:space="preserve">523; 4 AA 611</w:t>
-      </w:r>
-      <w:r>
-        <w:noBreakHyphen/>
-      </w:r>
-      <w:r>
-        <w:t xml:space="preserve">612, 614</w:t>
-      </w:r>
-      <w:r>
-        <w:noBreakHyphen/>
-      </w:r>
-      <w:r>
-        <w:t xml:space="preserve">616, 618</w:t>
-      </w:r>
-      <w:r>
-        <w:noBreakHyphen/>
-      </w:r>
-      <w:r>
-        <w:t xml:space="preserve">619, 622</w:t>
-      </w:r>
-      <w:r>
-        <w:noBreakHyphen/>
-      </w:r>
-      <w:r>
-        <w:t xml:space="preserve">624, 5 AA 677:19</w:t>
-      </w:r>
-      <w:r>
-        <w:noBreakHyphen/>
-      </w:r>
-      <w:r>
-        <w:t xml:space="preserve">678:2; 6 AA 940:18</w:t>
-      </w:r>
-      <w:r>
-        <w:noBreakHyphen/>
-      </w:r>
-      <w:r>
-        <w:t xml:space="preserve">27, 949:16</w:t>
-      </w:r>
-      <w:r>
-        <w:noBreakHyphen/>
-      </w:r>
-      <w:r>
-        <w:t xml:space="preserve">950:4.) As detailed in the Declarations of Captain Fabbri and Officer Montero, a broader stay-away order would be easier for police officers to enforce and would prevent Respondents from simply moving from place to place within the Tenderloin. (5 AA 679:16</w:t>
-      </w:r>
-      <w:r>
-        <w:noBreakHyphen/>
-      </w:r>
-      <w:r>
-        <w:t xml:space="preserve">680:2, 725:1</w:t>
-      </w:r>
-      <w:r>
-        <w:noBreakHyphen/>
-      </w:r>
-      <w:r>
-        <w:t xml:space="preserve">5, 728:7</w:t>
-      </w:r>
-      <w:r>
-        <w:noBreakHyphen/>
-      </w:r>
-      <w:r>
-        <w:t xml:space="preserve">19.) If nothing changes, Respondents are likely to continue this harmful course of conduct in the Tenderloin. The trial court found as much, by clear and convincing evidence. (8 AA 2336:3</w:t>
-      </w:r>
-      <w:r>
-        <w:noBreakHyphen/>
-      </w:r>
-      <w:r>
-        <w:t xml:space="preserve">5, 2337:8</w:t>
-      </w:r>
-      <w:r>
-        <w:noBreakHyphen/>
-      </w:r>
-      <w:r>
-        <w:t xml:space="preserve">9.)</w:t>
+        <w:t xml:space="preserve">Indeed, Respondents themselves have not been stopped by stay-away orders of lesser scope. (1 AA 300-⁠301, 305-⁠306; 2 AA 404-⁠409, 413; 3 AA 511-⁠515; 4 AA 625-⁠626; 6 AA 802:24-⁠803:14, 851:27-⁠853:17, 871:14-⁠20, 896:16-⁠22, 911:24-⁠912:6, 913:21-⁠914:2, 940:18-⁠941:12, 1042:26-⁠1043:18.) They have been undeterred by the police presence, buy-bust arrests, and even the prospect of criminal prosecution. (1 AA 302-⁠304, 307-⁠311; 2 AA 405-⁠407, 410-⁠411, 414-⁠415; 3 AA 509-⁠514, 516-⁠517, 521-⁠523; 4 AA 611-⁠612, 614-⁠616, 618-⁠619, 622-⁠624, 5 AA 677:19-⁠678:2; 6 AA 940:18-⁠27, 949:16-⁠950:4.) As detailed in the Declarations of Captain Fabbri and Officer Montero, a broader stay-away order would be easier for police officers to enforce and would prevent Respondents from simply moving from place to place within the Tenderloin. (5 AA 679:16-⁠680:2, 725:1-⁠5, 728:7-⁠19.) If nothing changes, Respondents are likely to continue this harmful course of conduct in the Tenderloin. The trial court found as much, by clear and convincing evidence. (8 AA 2336:3-⁠5, 2337:8-⁠9.)</w:t>
       </w:r>
     </w:p>
     <w:p>
@@ -17943,13 +16667,7 @@
         <w:t xml:space="preserve"> </w:t>
       </w:r>
       <w:r>
-        <w:t xml:space="preserve">at pp. 1252</w:t>
-      </w:r>
-      <w:r>
-        <w:noBreakHyphen/>
-      </w:r>
-      <w:r>
-        <w:t xml:space="preserve">1253;</w:t>
+        <w:t xml:space="preserve">at pp. 1252-⁠1253;</w:t>
       </w:r>
       <w:r>
         <w:t xml:space="preserve"> </w:t>
@@ -18027,31 +16745,7 @@
         <w:pStyle w:val="BodyText"/>
       </w:pPr>
       <w:r>
-        <w:t xml:space="preserve">Here, however, the Respondents are not being forced to leave their home or prevented from keeping their lawful employment. Respondents neither live in the Tenderloin nor have lawful employment there. Rather, they live in Oakland and commute into the Tenderloin for the purpose of selling illicit drugs on the public streets and sidewalks, and are likely to continue to do so, as the trial court found. (6 AA 823:6</w:t>
-      </w:r>
-      <w:r>
-        <w:noBreakHyphen/>
-      </w:r>
-      <w:r>
-        <w:t xml:space="preserve">9, 884:19</w:t>
-      </w:r>
-      <w:r>
-        <w:noBreakHyphen/>
-      </w:r>
-      <w:r>
-        <w:t xml:space="preserve">20, 911:20</w:t>
-      </w:r>
-      <w:r>
-        <w:noBreakHyphen/>
-      </w:r>
-      <w:r>
-        <w:t xml:space="preserve">23, 953</w:t>
-      </w:r>
-      <w:r>
-        <w:noBreakHyphen/>
-      </w:r>
-      <w:r>
-        <w:t xml:space="preserve">955, 1044:3; 8 AA 2331:13, 22; 2332:2, 8.)</w:t>
+        <w:t xml:space="preserve">Here, however, the Respondents are not being forced to leave their home or prevented from keeping their lawful employment. Respondents neither live in the Tenderloin nor have lawful employment there. Rather, they live in Oakland and commute into the Tenderloin for the purpose of selling illicit drugs on the public streets and sidewalks, and are likely to continue to do so, as the trial court found. (6 AA 823:6-⁠9, 884:19-⁠20, 911:20-⁠23, 953-⁠955, 1044:3; 8 AA 2331:13, 22; 2332:2, 8.)</w:t>
       </w:r>
     </w:p>
     <w:p>
@@ -18059,25 +16753,7 @@
         <w:pStyle w:val="BodyTextNote"/>
       </w:pPr>
       <w:r>
-        <w:t xml:space="preserve">As for other matters that might call for tailoring, here there was an adversarial proceeding where Respondents had the opportunity to submit credible proof of hardships that might arise from the requested stay-away orders. (7 AA 1095</w:t>
-      </w:r>
-      <w:r>
-        <w:noBreakHyphen/>
-      </w:r>
-      <w:r>
-        <w:t xml:space="preserve">1482; 8 AA 1515</w:t>
-      </w:r>
-      <w:r>
-        <w:noBreakHyphen/>
-      </w:r>
-      <w:r>
-        <w:t xml:space="preserve">1718; RT (May 4, 2021).) The four Respondents attested to a vague desire to seek services in the Tenderloin, but no evidence was presented that any had actually engaged such services. (7 AA 1270</w:t>
-      </w:r>
-      <w:r>
-        <w:noBreakHyphen/>
-      </w:r>
-      <w:r>
-        <w:t xml:space="preserve">1290.)</w:t>
+        <w:t xml:space="preserve">As for other matters that might call for tailoring, here there was an adversarial proceeding where Respondents had the opportunity to submit credible proof of hardships that might arise from the requested stay-away orders. (7 AA 1095-⁠1482; 8 AA 1515-⁠1718; RT (May 4, 2021).) The four Respondents attested to a vague desire to seek services in the Tenderloin, but no evidence was presented that any had actually engaged such services. (7 AA 1270-⁠1290.)</w:t>
       </w:r>
       <w:r>
         <w:rPr>
@@ -18097,13 +16773,7 @@
         <w:pStyle w:val="BodyText"/>
       </w:pPr>
       <w:r>
-        <w:t xml:space="preserve">The proposed injunction provides for individual tailoring. In furtherance of individual flexibility, the injunction provides for pre-approved, stipulated trips to the Tenderloin Drug Abatement Area for Respondents to conduct specified lawful business on a designated date and time. (7 AA 1093:10</w:t>
-      </w:r>
-      <w:r>
-        <w:noBreakHyphen/>
-      </w:r>
-      <w:r>
-        <w:t xml:space="preserve">13.) Courts have upheld travel restrictions that prohibit travel to areas much larger than the Tenderloin neighborhood when such “safety valves” are available. (</w:t>
+        <w:t xml:space="preserve">The proposed injunction provides for individual tailoring. In furtherance of individual flexibility, the injunction provides for pre-approved, stipulated trips to the Tenderloin Drug Abatement Area for Respondents to conduct specified lawful business on a designated date and time. (7 AA 1093:10-⁠13.) Courts have upheld travel restrictions that prohibit travel to areas much larger than the Tenderloin neighborhood when such “safety valves” are available. (</w:t>
       </w:r>
       <w:r>
         <w:rPr>
@@ -18194,13 +16864,7 @@
         <w:pStyle w:val="BodyText"/>
       </w:pPr>
       <w:r>
-        <w:t xml:space="preserve">The People’s proposed injunction also contains exceptions that maintain access to public transit through the Tenderloin Drug Abatement Area (7 AA 1093:1</w:t>
-      </w:r>
-      <w:r>
-        <w:noBreakHyphen/>
-      </w:r>
-      <w:r>
-        <w:t xml:space="preserve">6), and Respondents are not prevented from accessing regional transit hubs like the Transbay Terminal or Caltrain, which lie outside the area. (Cf.</w:t>
+        <w:t xml:space="preserve">The People’s proposed injunction also contains exceptions that maintain access to public transit through the Tenderloin Drug Abatement Area (7 AA 1093:1-⁠6), and Respondents are not prevented from accessing regional transit hubs like the Transbay Terminal or Caltrain, which lie outside the area. (Cf.</w:t>
       </w:r>
       <w:r>
         <w:t xml:space="preserve"> </w:t>
@@ -18226,13 +16890,7 @@
         <w:t xml:space="preserve">supra</w:t>
       </w:r>
       <w:r>
-        <w:t xml:space="preserve">, 97 Cal.App.3d at pp. 147, 151 [noting importance of allowing some access to public transit].) The area is also drawn to avoid interfering with access to all San Francisco Superior Court buildings, the federal district court, and to City Hall. (7 AA 1092:5</w:t>
-      </w:r>
-      <w:r>
-        <w:noBreakHyphen/>
-      </w:r>
-      <w:r>
-        <w:t xml:space="preserve">27.) Finally, if the factual circumstances changed such that an additional exception became necessary to preserve the constitutionality of the injunction, the trial court would have the power to modify the injunction. (Code</w:t>
+        <w:t xml:space="preserve">, 97 Cal.App.3d at pp. 147, 151 [noting importance of allowing some access to public transit].) The area is also drawn to avoid interfering with access to all San Francisco Superior Court buildings, the federal district court, and to City Hall. (7 AA 1092:5-⁠27.) Finally, if the factual circumstances changed such that an additional exception became necessary to preserve the constitutionality of the injunction, the trial court would have the power to modify the injunction. (Code</w:t>
       </w:r>
       <w:r>
         <w:t xml:space="preserve"> </w:t>
@@ -18506,19 +17164,7 @@
         <w:t xml:space="preserve">supra</w:t>
       </w:r>
       <w:r>
-        <w:t xml:space="preserve">, 152 Cal.App.4th at p. 1252 [directing trial court to either modify the probation condition prohibiting out-of-county travel that prevented Smith from working to allow for such work, or eliminate the condition].) Had the trial court considered whether a less restrictive injunction would accomplish the People’s objective, it would have found that the proposed injunction was the least restrictive option. For example, although the trial court faulted the People’s proposed injunction for seeking to exclude the Respondents from the Tenderloin “at all times of the day and night” (8 AA 2345:11</w:t>
-      </w:r>
-      <w:r>
-        <w:noBreakHyphen/>
-      </w:r>
-      <w:r>
-        <w:t xml:space="preserve">12), in the same order it expressly found that the People established that drug dealing occurs in the Tenderloin “all day and night.” (8 AA 2330:21</w:t>
-      </w:r>
-      <w:r>
-        <w:noBreakHyphen/>
-      </w:r>
-      <w:r>
-        <w:t xml:space="preserve">23.) Perplexingly, allowing Respondents to enter the Tenderloin Drug Abatement Area during particular hours of the day would be tantamount to designating certain hours in which they could engage in drug dealing. A less restrictive injunctive provision is not required where it would be ineffective to abate the nuisance even if it would lessen the impact on the asserted constitutional right. (</w:t>
+        <w:t xml:space="preserve">, 152 Cal.App.4th at p. 1252 [directing trial court to either modify the probation condition prohibiting out-of-county travel that prevented Smith from working to allow for such work, or eliminate the condition].) Had the trial court considered whether a less restrictive injunction would accomplish the People’s objective, it would have found that the proposed injunction was the least restrictive option. For example, although the trial court faulted the People’s proposed injunction for seeking to exclude the Respondents from the Tenderloin “at all times of the day and night” (8 AA 2345:11-⁠12), in the same order it expressly found that the People established that drug dealing occurs in the Tenderloin “all day and night.” (8 AA 2330:21-⁠23.) Perplexingly, allowing Respondents to enter the Tenderloin Drug Abatement Area during particular hours of the day would be tantamount to designating certain hours in which they could engage in drug dealing. A less restrictive injunctive provision is not required where it would be ineffective to abate the nuisance even if it would lessen the impact on the asserted constitutional right. (</w:t>
       </w:r>
       <w:r>
         <w:rPr>
@@ -18767,13 +17413,7 @@
         <w:t xml:space="preserve">Johnson</w:t>
       </w:r>
       <w:r>
-        <w:t xml:space="preserve">). (8 AA 2347:18</w:t>
-      </w:r>
-      <w:r>
-        <w:noBreakHyphen/>
-      </w:r>
-      <w:r>
-        <w:t xml:space="preserve">2349:12.) The</w:t>
+        <w:t xml:space="preserve">). (8 AA 2347:18-⁠2349:12.) The</w:t>
       </w:r>
       <w:r>
         <w:t xml:space="preserve"> </w:t>
@@ -18812,13 +17452,7 @@
         <w:t xml:space="preserve"> </w:t>
       </w:r>
       <w:r>
-        <w:t xml:space="preserve">at pp. 503</w:t>
-      </w:r>
-      <w:r>
-        <w:noBreakHyphen/>
-      </w:r>
-      <w:r>
-        <w:t xml:space="preserve">504.)</w:t>
+        <w:t xml:space="preserve">at pp. 503-⁠504.)</w:t>
       </w:r>
       <w:r>
         <w:rPr>
@@ -18948,13 +17582,7 @@
         <w:t xml:space="preserve"> </w:t>
       </w:r>
       <w:r>
-        <w:t xml:space="preserve">at pp. 750</w:t>
-      </w:r>
-      <w:r>
-        <w:noBreakHyphen/>
-      </w:r>
-      <w:r>
-        <w:t xml:space="preserve">751.) In</w:t>
+        <w:t xml:space="preserve">at pp. 750-⁠751.) In</w:t>
       </w:r>
       <w:r>
         <w:t xml:space="preserve"> </w:t>
@@ -19023,13 +17651,7 @@
         <w:t xml:space="preserve">supra</w:t>
       </w:r>
       <w:r>
-        <w:t xml:space="preserve">, 97 Cal.App.3d 141, finding it authority for the proposition that a neighborhood-wide stay-away order could not constitutionally be issued in a criminal or a civil case. (8 AA 2347:3</w:t>
-      </w:r>
-      <w:r>
-        <w:noBreakHyphen/>
-      </w:r>
-      <w:r>
-        <w:t xml:space="preserve">15.)</w:t>
+        <w:t xml:space="preserve">, 97 Cal.App.3d 141, finding it authority for the proposition that a neighborhood-wide stay-away order could not constitutionally be issued in a criminal or a civil case. (8 AA 2347:3-⁠15.)</w:t>
       </w:r>
     </w:p>
     <w:p>
@@ -19070,13 +17692,7 @@
         <w:t xml:space="preserve">supra</w:t>
       </w:r>
       <w:r>
-        <w:t xml:space="preserve">, 97 Cal.App.3d at pp. 143</w:t>
-      </w:r>
-      <w:r>
-        <w:noBreakHyphen/>
-      </w:r>
-      <w:r>
-        <w:t xml:space="preserve">44.) These probation terms were ordered notwithstanding White informing the trial court that she resided in an exclusion area, whereupon she was given three weeks to move out. (</w:t>
+        <w:t xml:space="preserve">, 97 Cal.App.3d at pp. 143-⁠44.) These probation terms were ordered notwithstanding White informing the trial court that she resided in an exclusion area, whereupon she was given three weeks to move out. (</w:t>
       </w:r>
       <w:r>
         <w:rPr>
@@ -19328,25 +17944,7 @@
         <w:t xml:space="preserve">supra</w:t>
       </w:r>
       <w:r>
-        <w:t xml:space="preserve">, 97 Cal.App.3d at p. 147), here a 24-hour restriction is properly tailored to the problem. As noted above, the trial court found drug dealing occurs “all day and night” throughout the “entire Tenderloin neighborhood.” (8 AA 2330:16</w:t>
-      </w:r>
-      <w:r>
-        <w:noBreakHyphen/>
-      </w:r>
-      <w:r>
-        <w:t xml:space="preserve">2331:4; 2335:4</w:t>
-      </w:r>
-      <w:r>
-        <w:noBreakHyphen/>
-      </w:r>
-      <w:r>
-        <w:t xml:space="preserve">6, 22</w:t>
-      </w:r>
-      <w:r>
-        <w:noBreakHyphen/>
-      </w:r>
-      <w:r>
-        <w:t xml:space="preserve">26.)</w:t>
+        <w:t xml:space="preserve">, 97 Cal.App.3d at p. 147), here a 24-hour restriction is properly tailored to the problem. As noted above, the trial court found drug dealing occurs “all day and night” throughout the “entire Tenderloin neighborhood.” (8 AA 2330:16-⁠2331:4; 2335:4-⁠6, 22-⁠26.)</w:t>
       </w:r>
     </w:p>
     <w:p>
@@ -19367,13 +17965,7 @@
         <w:t xml:space="preserve">White</w:t>
       </w:r>
       <w:r>
-        <w:t xml:space="preserve">, 97 Cal.App.3d at p. 151, such as allowing the use of public transit to travel through the Tenderloin, and providing for trips for lawful purposes by permission. (7 AA 1093:1</w:t>
-      </w:r>
-      <w:r>
-        <w:noBreakHyphen/>
-      </w:r>
-      <w:r>
-        <w:t xml:space="preserve">26.)</w:t>
+        <w:t xml:space="preserve">, 97 Cal.App.3d at p. 151, such as allowing the use of public transit to travel through the Tenderloin, and providing for trips for lawful purposes by permission. (7 AA 1093:1-⁠26.)</w:t>
       </w:r>
     </w:p>
     <w:p>
@@ -19449,19 +18041,7 @@
         <w:t xml:space="preserve"> </w:t>
       </w:r>
       <w:r>
-        <w:t xml:space="preserve">(1946) 76 Cal.App.2d 648, 649.) The trial court expressed concern that “in California even a criminal court ‘does not have [the] power’ to ‘banish’ a defendant.” (8 AA 2344:6</w:t>
-      </w:r>
-      <w:r>
-        <w:noBreakHyphen/>
-      </w:r>
-      <w:r>
-        <w:t xml:space="preserve">7.) The trial court went on to conclude that, “[i]f a court cannot enter such an exclusion order as a condition of probation following a criminal conviction, it certainly cannot do so in the guise of a civil injunction.” (8 AA 2344:13</w:t>
-      </w:r>
-      <w:r>
-        <w:noBreakHyphen/>
-      </w:r>
-      <w:r>
-        <w:t xml:space="preserve">14.)</w:t>
+        <w:t xml:space="preserve">(1946) 76 Cal.App.2d 648, 649.) The trial court expressed concern that “in California even a criminal court ‘does not have [the] power’ to ‘banish’ a defendant.” (8 AA 2344:6-⁠7.) The trial court went on to conclude that, “[i]f a court cannot enter such an exclusion order as a condition of probation following a criminal conviction, it certainly cannot do so in the guise of a civil injunction.” (8 AA 2344:13-⁠14.)</w:t>
       </w:r>
     </w:p>
     <w:p>
@@ -20855,11 +19435,7 @@
         <w:t xml:space="preserve"> </w:t>
       </w:r>
       <w:r>
-        <w:t xml:space="preserve">CGC</w:t>
-        <w:noBreakHyphen/>
-        <w:t xml:space="preserve">20</w:t>
-        <w:noBreakHyphen/>
-        <w:t xml:space="preserve">586763</w:t>
+        <w:t xml:space="preserve">CGC-⁠20-⁠586763</w:t>
       </w:r>
     </w:p>
     <w:p>
@@ -21676,9 +20252,7 @@
               <w:t xml:space="preserve"> </w:t>
             </w:r>
             <w:r>
-              <w:t xml:space="preserve">94105</w:t>
-              <w:noBreakHyphen/>
-              <w:t xml:space="preserve">2933,</w:t>
+              <w:t xml:space="preserve">94105-⁠2933,</w:t>
             </w:r>
             <w:r>
               <w:t xml:space="preserve"> </w:t>
@@ -22050,9 +20624,7 @@
               <w:t xml:space="preserve"> </w:t>
             </w:r>
             <w:r>
-              <w:t xml:space="preserve">94102</w:t>
-              <w:noBreakHyphen/>
-              <w:t xml:space="preserve">7004</w:t>
+              <w:t xml:space="preserve">94102-⁠7004</w:t>
             </w:r>
           </w:p>
           <w:p>
@@ -22223,9 +20795,7 @@
               <w:t xml:space="preserve"> </w:t>
             </w:r>
             <w:r>
-              <w:t xml:space="preserve">90013</w:t>
-              <w:noBreakHyphen/>
-              <w:t xml:space="preserve">1230</w:t>
+              <w:t xml:space="preserve">90013-⁠1230</w:t>
             </w:r>
           </w:p>
           <w:p>
@@ -22973,13 +21543,7 @@
         <w:t xml:space="preserve"> </w:t>
       </w:r>
       <w:r>
-        <w:t xml:space="preserve">These declarations were filed in all four cases, and were identical in substance. By stipulation, Appellant’s Appendix includes only one copy of each of them (with its accompanying exhibits). (8 AA 2692</w:t>
-      </w:r>
-      <w:r>
-        <w:noBreakHyphen/>
-      </w:r>
-      <w:r>
-        <w:t xml:space="preserve">2723.)</w:t>
+        <w:t xml:space="preserve">These declarations were filed in all four cases, and were identical in substance. By stipulation, Appellant’s Appendix includes only one copy of each of them (with its accompanying exhibits). (8 AA 2692-⁠2723.)</w:t>
       </w:r>
     </w:p>
   </w:footnote>
@@ -22998,13 +21562,7 @@
         <w:t xml:space="preserve"> </w:t>
       </w:r>
       <w:r>
-        <w:t xml:space="preserve">These declarations were identical in substance. By stipulation, Appellant’s Appendix includes only one copy of each of them (with its accompanying exhibits). (8 AA 2692</w:t>
-      </w:r>
-      <w:r>
-        <w:noBreakHyphen/>
-      </w:r>
-      <w:r>
-        <w:t xml:space="preserve">2723.)</w:t>
+        <w:t xml:space="preserve">These declarations were identical in substance. By stipulation, Appellant’s Appendix includes only one copy of each of them (with its accompanying exhibits). (8 AA 2692-⁠2723.)</w:t>
       </w:r>
     </w:p>
   </w:footnote>
@@ -23302,25 +21860,7 @@
         <w:t xml:space="preserve"> </w:t>
       </w:r>
       <w:r>
-        <w:t xml:space="preserve">Other than that, only Respondent Zelaya presented evidence of potential hardship, in the form of testimony that he has non-custodial children living somewhere in the Tenderloin with their grandmother; however, no information was provided as to the nature, frequency, or terms of his visits with them. (7 AA 1288:12</w:t>
-      </w:r>
-      <w:r>
-        <w:noBreakHyphen/>
-      </w:r>
-      <w:r>
-        <w:t xml:space="preserve">25, 1289:13</w:t>
-      </w:r>
-      <w:r>
-        <w:noBreakHyphen/>
-      </w:r>
-      <w:r>
-        <w:t xml:space="preserve">15; 8 AA 2070:20</w:t>
-      </w:r>
-      <w:r>
-        <w:noBreakHyphen/>
-      </w:r>
-      <w:r>
-        <w:t xml:space="preserve">2071:8.) With more information, the People could propose a carve-out for bona fide lawful visits with his children, with appropriate provisions to ensure that claimed visits were not abused as a pretext for Zelaya to sell drugs. But, because the trial court erroneously denied the requested injunctions as a matter of law, it never reached this question.</w:t>
+        <w:t xml:space="preserve">Other than that, only Respondent Zelaya presented evidence of potential hardship, in the form of testimony that he has non-custodial children living somewhere in the Tenderloin with their grandmother; however, no information was provided as to the nature, frequency, or terms of his visits with them. (7 AA 1288:12-⁠25, 1289:13-⁠15; 8 AA 2070:20-⁠2071:8.) With more information, the People could propose a carve-out for bona fide lawful visits with his children, with appropriate provisions to ensure that claimed visits were not abused as a pretext for Zelaya to sell drugs. But, because the trial court erroneously denied the requested injunctions as a matter of law, it never reached this question.</w:t>
       </w:r>
     </w:p>
   </w:footnote>
@@ -24125,7 +22665,7 @@
     <w:qFormat/>
     <w:pPr>
       <w:keepLines/>
-      <w:spacing w:before="0" w:after="130" w:line="312" w:lineRule="exact"/>
+      <w:spacing w:before="13" w:after="130" w:line="312" w:lineRule="exact"/>
     </w:pPr>
     <w:rPr>
       <w:sz w:val="26"/>

--- a/courts/ninth-circuit/california/state/court-of-appeal-first-district/opening-brief/usage/OUTPUT-opening-brief.docx
+++ b/courts/ninth-circuit/california/state/court-of-appeal-first-district/opening-brief/usage/OUTPUT-opening-brief.docx
@@ -4992,7 +4992,7 @@
         <w:tab/>
       </w:r>
       <w:r>
-        <w:t xml:space="preserve">31, 38</w:t>
+        <w:t xml:space="preserve">31, 37</w:t>
       </w:r>
     </w:p>
     <w:p>
@@ -10482,7 +10482,7 @@
         <w:tab/>
       </w:r>
       <w:r>
-        <w:t xml:space="preserve">23</w:t>
+        <w:t xml:space="preserve">22</w:t>
       </w:r>
     </w:p>
     <w:p>
